--- a/작업일지/7주차.docx
+++ b/작업일지/7주차.docx
@@ -1,6 +1,6 @@
 
 <file path=word/document.xml><?xml version="1.0" encoding="utf-8"?>
-<w:document xmlns:wpc="http://schemas.microsoft.com/office/word/2010/wordprocessingCanvas" xmlns:cx="http://schemas.microsoft.com/office/drawing/2014/chartex" xmlns:cx1="http://schemas.microsoft.com/office/drawing/2015/9/8/chartex" xmlns:cx2="http://schemas.microsoft.com/office/drawing/2015/10/21/chartex" xmlns:cx3="http://schemas.microsoft.com/office/drawing/2016/5/9/chartex" xmlns:cx4="http://schemas.microsoft.com/office/drawing/2016/5/10/chartex" xmlns:cx5="http://schemas.microsoft.com/office/drawing/2016/5/11/chartex" xmlns:cx6="http://schemas.microsoft.com/office/drawing/2016/5/12/chartex" xmlns:cx7="http://schemas.microsoft.com/office/drawing/2016/5/13/chartex" xmlns:cx8="http://schemas.microsoft.com/office/drawing/2016/5/14/chartex" xmlns:mc="http://schemas.openxmlformats.org/markup-compatibility/2006" xmlns:aink="http://schemas.microsoft.com/office/drawing/2016/ink" xmlns:am3d="http://schemas.microsoft.com/office/drawing/2017/model3d" xmlns:o="urn:schemas-microsoft-com:office:office" xmlns:oel="http://schemas.microsoft.com/office/2019/extlst" xmlns:r="http://schemas.openxmlformats.org/officeDocument/2006/relationships" xmlns:m="http://schemas.openxmlformats.org/officeDocument/2006/math" xmlns:v="urn:schemas-microsoft-com:vml" xmlns:wp14="http://schemas.microsoft.com/office/word/2010/wordprocessingDrawing" xmlns:wp="http://schemas.openxmlformats.org/drawingml/2006/wordprocessingDrawing" xmlns:w10="urn:schemas-microsoft-com:office:word" xmlns:w="http://schemas.openxmlformats.org/wordprocessingml/2006/main" xmlns:w14="http://schemas.microsoft.com/office/word/2010/wordml" xmlns:w15="http://schemas.microsoft.com/office/word/2012/wordml" xmlns:w16cex="http://schemas.microsoft.com/office/word/2018/wordml/cex" xmlns:w16cid="http://schemas.microsoft.com/office/word/2016/wordml/cid" xmlns:w16="http://schemas.microsoft.com/office/word/2018/wordml" xmlns:w16du="http://schemas.microsoft.com/office/word/2023/wordml/word16du" xmlns:w16sdtdh="http://schemas.microsoft.com/office/word/2020/wordml/sdtdatahash" xmlns:w16sdtfl="http://schemas.microsoft.com/office/word/2024/wordml/sdtformatlock" xmlns:w16se="http://schemas.microsoft.com/office/word/2015/wordml/symex" xmlns:wpg="http://schemas.microsoft.com/office/word/2010/wordprocessingGroup" xmlns:wpi="http://schemas.microsoft.com/office/word/2010/wordprocessingInk" xmlns:wne="http://schemas.microsoft.com/office/word/2006/wordml" xmlns:wps="http://schemas.microsoft.com/office/word/2010/wordprocessingShape" mc:Ignorable="w14 w15 w16se w16cid w16 w16cex w16sdtdh w16sdtfl w16du wp14">
+<w:document xmlns:wpc="http://schemas.microsoft.com/office/word/2010/wordprocessingCanvas" xmlns:cx="http://schemas.microsoft.com/office/drawing/2014/chartex" xmlns:cx1="http://schemas.microsoft.com/office/drawing/2015/9/8/chartex" xmlns:cx2="http://schemas.microsoft.com/office/drawing/2015/10/21/chartex" xmlns:cx3="http://schemas.microsoft.com/office/drawing/2016/5/9/chartex" xmlns:cx4="http://schemas.microsoft.com/office/drawing/2016/5/10/chartex" xmlns:cx5="http://schemas.microsoft.com/office/drawing/2016/5/11/chartex" xmlns:cx6="http://schemas.microsoft.com/office/drawing/2016/5/12/chartex" xmlns:cx7="http://schemas.microsoft.com/office/drawing/2016/5/13/chartex" xmlns:cx8="http://schemas.microsoft.com/office/drawing/2016/5/14/chartex" xmlns:mc="http://schemas.openxmlformats.org/markup-compatibility/2006" xmlns:aink="http://schemas.microsoft.com/office/drawing/2016/ink" xmlns:am3d="http://schemas.microsoft.com/office/drawing/2017/model3d" xmlns:o="urn:schemas-microsoft-com:office:office" xmlns:r="http://schemas.openxmlformats.org/officeDocument/2006/relationships" xmlns:m="http://schemas.openxmlformats.org/officeDocument/2006/math" xmlns:v="urn:schemas-microsoft-com:vml" xmlns:wp14="http://schemas.microsoft.com/office/word/2010/wordprocessingDrawing" xmlns:wp="http://schemas.openxmlformats.org/drawingml/2006/wordprocessingDrawing" xmlns:w10="urn:schemas-microsoft-com:office:word" xmlns:w="http://schemas.openxmlformats.org/wordprocessingml/2006/main" xmlns:w14="http://schemas.microsoft.com/office/word/2010/wordml" xmlns:w15="http://schemas.microsoft.com/office/word/2012/wordml" xmlns:w16cid="http://schemas.microsoft.com/office/word/2016/wordml/cid" xmlns:w16se="http://schemas.microsoft.com/office/word/2015/wordml/symex" xmlns:wpg="http://schemas.microsoft.com/office/word/2010/wordprocessingGroup" xmlns:wpi="http://schemas.microsoft.com/office/word/2010/wordprocessingInk" xmlns:wne="http://schemas.microsoft.com/office/word/2006/wordml" xmlns:wps="http://schemas.microsoft.com/office/word/2010/wordprocessingShape" mc:Ignorable="w14 w15 w16se w16cid wp14">
   <w:body>
     <w:tbl>
       <w:tblPr>
@@ -31,7 +31,39 @@
             </w:tcBorders>
             <w:vAlign w:val="center"/>
           </w:tcPr>
-          <w:p/>
+          <w:bookmarkStart w:id="0" w:name="_MON_1822418004"/>
+          <w:bookmarkEnd w:id="0"/>
+          <w:p>
+            <w:r>
+              <w:object w:dxaOrig="1544" w:dyaOrig="1059" w14:anchorId="4F077691">
+                <v:shapetype id="_x0000_t75" coordsize="21600,21600" o:spt="75" o:preferrelative="t" path="m@4@5l@4@11@9@11@9@5xe" filled="f" stroked="f">
+                  <v:stroke joinstyle="miter"/>
+                  <v:formulas>
+                    <v:f eqn="if lineDrawn pixelLineWidth 0"/>
+                    <v:f eqn="sum @0 1 0"/>
+                    <v:f eqn="sum 0 0 @1"/>
+                    <v:f eqn="prod @2 1 2"/>
+                    <v:f eqn="prod @3 21600 pixelWidth"/>
+                    <v:f eqn="prod @3 21600 pixelHeight"/>
+                    <v:f eqn="sum @0 0 1"/>
+                    <v:f eqn="prod @6 1 2"/>
+                    <v:f eqn="prod @7 21600 pixelWidth"/>
+                    <v:f eqn="sum @8 21600 0"/>
+                    <v:f eqn="prod @7 21600 pixelHeight"/>
+                    <v:f eqn="sum @10 21600 0"/>
+                  </v:formulas>
+                  <v:path o:extrusionok="f" gradientshapeok="t" o:connecttype="rect"/>
+                  <o:lock v:ext="edit" aspectratio="t"/>
+                </v:shapetype>
+                <v:shape id="_x0000_i1025" type="#_x0000_t75" style="width:77.25pt;height:53.25pt" o:ole="">
+                  <v:imagedata r:id="rId6" o:title=""/>
+                </v:shape>
+                <o:OLEObject Type="Embed" ProgID="Word.Document.12" ShapeID="_x0000_i1025" DrawAspect="Icon" ObjectID="_1822418010" r:id="rId7">
+                  <o:FieldCodes>\s</o:FieldCodes>
+                </o:OLEObject>
+              </w:object>
+            </w:r>
+          </w:p>
         </w:tc>
         <w:tc>
           <w:tcPr>
@@ -639,6 +671,94 @@
                 <w:szCs w:val="20"/>
               </w:rPr>
             </w:pPr>
+            <w:r>
+              <w:rPr>
+                <w:rFonts w:hint="eastAsia"/>
+                <w:b/>
+                <w:bCs/>
+              </w:rPr>
+              <w:t>U</w:t>
+            </w:r>
+            <w:r>
+              <w:rPr>
+                <w:b/>
+                <w:bCs/>
+              </w:rPr>
+              <w:t>nreal Editor</w:t>
+            </w:r>
+            <w:r>
+              <w:rPr>
+                <w:rFonts w:hint="eastAsia"/>
+                <w:b/>
+                <w:bCs/>
+              </w:rPr>
+              <w:t xml:space="preserve">를 이용한 </w:t>
+            </w:r>
+            <w:r>
+              <w:rPr>
+                <w:b/>
+                <w:bCs/>
+              </w:rPr>
+              <w:t>J</w:t>
+            </w:r>
+            <w:bookmarkStart w:id="1" w:name="_GoBack"/>
+            <w:bookmarkEnd w:id="1"/>
+            <w:r>
+              <w:rPr>
+                <w:b/>
+                <w:bCs/>
+              </w:rPr>
+              <w:t xml:space="preserve">SON </w:t>
+            </w:r>
+            <w:r>
+              <w:rPr>
+                <w:rFonts w:hint="eastAsia"/>
+                <w:b/>
+                <w:bCs/>
+              </w:rPr>
+              <w:t xml:space="preserve">파일의 </w:t>
+            </w:r>
+            <w:proofErr w:type="spellStart"/>
+            <w:r>
+              <w:rPr>
+                <w:rFonts w:hint="eastAsia"/>
+                <w:b/>
+                <w:bCs/>
+              </w:rPr>
+              <w:t>메쉬들에게</w:t>
+            </w:r>
+            <w:proofErr w:type="spellEnd"/>
+            <w:r>
+              <w:rPr>
+                <w:rFonts w:hint="eastAsia"/>
+                <w:b/>
+                <w:bCs/>
+              </w:rPr>
+              <w:t xml:space="preserve"> 필요한 </w:t>
+            </w:r>
+            <w:proofErr w:type="spellStart"/>
+            <w:r>
+              <w:rPr>
+                <w:b/>
+                <w:bCs/>
+              </w:rPr>
+              <w:t>dds</w:t>
+            </w:r>
+            <w:proofErr w:type="spellEnd"/>
+            <w:r>
+              <w:rPr>
+                <w:rFonts w:hint="eastAsia"/>
+                <w:b/>
+                <w:bCs/>
+              </w:rPr>
+              <w:t>파일 생성</w:t>
+            </w:r>
+            <w:r>
+              <w:rPr>
+                <w:szCs w:val="20"/>
+              </w:rPr>
+              <w:t xml:space="preserve"> </w:t>
+            </w:r>
           </w:p>
         </w:tc>
       </w:tr>
@@ -720,8 +840,58 @@
 </w:document>
 </file>
 
+<file path=word/endnotes.xml><?xml version="1.0" encoding="utf-8"?>
+<w:endnotes xmlns:wpc="http://schemas.microsoft.com/office/word/2010/wordprocessingCanvas" xmlns:cx="http://schemas.microsoft.com/office/drawing/2014/chartex" xmlns:cx1="http://schemas.microsoft.com/office/drawing/2015/9/8/chartex" xmlns:cx2="http://schemas.microsoft.com/office/drawing/2015/10/21/chartex" xmlns:cx3="http://schemas.microsoft.com/office/drawing/2016/5/9/chartex" xmlns:cx4="http://schemas.microsoft.com/office/drawing/2016/5/10/chartex" xmlns:cx5="http://schemas.microsoft.com/office/drawing/2016/5/11/chartex" xmlns:cx6="http://schemas.microsoft.com/office/drawing/2016/5/12/chartex" xmlns:cx7="http://schemas.microsoft.com/office/drawing/2016/5/13/chartex" xmlns:cx8="http://schemas.microsoft.com/office/drawing/2016/5/14/chartex" xmlns:mc="http://schemas.openxmlformats.org/markup-compatibility/2006" xmlns:aink="http://schemas.microsoft.com/office/drawing/2016/ink" xmlns:am3d="http://schemas.microsoft.com/office/drawing/2017/model3d" xmlns:o="urn:schemas-microsoft-com:office:office" xmlns:r="http://schemas.openxmlformats.org/officeDocument/2006/relationships" xmlns:m="http://schemas.openxmlformats.org/officeDocument/2006/math" xmlns:v="urn:schemas-microsoft-com:vml" xmlns:wp14="http://schemas.microsoft.com/office/word/2010/wordprocessingDrawing" xmlns:wp="http://schemas.openxmlformats.org/drawingml/2006/wordprocessingDrawing" xmlns:w10="urn:schemas-microsoft-com:office:word" xmlns:w="http://schemas.openxmlformats.org/wordprocessingml/2006/main" xmlns:w14="http://schemas.microsoft.com/office/word/2010/wordml" xmlns:w15="http://schemas.microsoft.com/office/word/2012/wordml" xmlns:w16cid="http://schemas.microsoft.com/office/word/2016/wordml/cid" xmlns:w16se="http://schemas.microsoft.com/office/word/2015/wordml/symex" xmlns:wpg="http://schemas.microsoft.com/office/word/2010/wordprocessingGroup" xmlns:wpi="http://schemas.microsoft.com/office/word/2010/wordprocessingInk" xmlns:wne="http://schemas.microsoft.com/office/word/2006/wordml" xmlns:wps="http://schemas.microsoft.com/office/word/2010/wordprocessingShape" mc:Ignorable="w14 w15 w16se w16cid wp14">
+  <w:endnote w:type="separator" w:id="-1">
+    <w:p>
+      <w:pPr>
+        <w:spacing w:after="0" w:line="240" w:lineRule="auto"/>
+      </w:pPr>
+      <w:r>
+        <w:separator/>
+      </w:r>
+    </w:p>
+  </w:endnote>
+  <w:endnote w:type="continuationSeparator" w:id="0">
+    <w:p>
+      <w:pPr>
+        <w:spacing w:after="0" w:line="240" w:lineRule="auto"/>
+      </w:pPr>
+      <w:r>
+        <w:continuationSeparator/>
+      </w:r>
+    </w:p>
+  </w:endnote>
+</w:endnotes>
+</file>
+
+<file path=word/footnotes.xml><?xml version="1.0" encoding="utf-8"?>
+<w:footnotes xmlns:wpc="http://schemas.microsoft.com/office/word/2010/wordprocessingCanvas" xmlns:cx="http://schemas.microsoft.com/office/drawing/2014/chartex" xmlns:cx1="http://schemas.microsoft.com/office/drawing/2015/9/8/chartex" xmlns:cx2="http://schemas.microsoft.com/office/drawing/2015/10/21/chartex" xmlns:cx3="http://schemas.microsoft.com/office/drawing/2016/5/9/chartex" xmlns:cx4="http://schemas.microsoft.com/office/drawing/2016/5/10/chartex" xmlns:cx5="http://schemas.microsoft.com/office/drawing/2016/5/11/chartex" xmlns:cx6="http://schemas.microsoft.com/office/drawing/2016/5/12/chartex" xmlns:cx7="http://schemas.microsoft.com/office/drawing/2016/5/13/chartex" xmlns:cx8="http://schemas.microsoft.com/office/drawing/2016/5/14/chartex" xmlns:mc="http://schemas.openxmlformats.org/markup-compatibility/2006" xmlns:aink="http://schemas.microsoft.com/office/drawing/2016/ink" xmlns:am3d="http://schemas.microsoft.com/office/drawing/2017/model3d" xmlns:o="urn:schemas-microsoft-com:office:office" xmlns:r="http://schemas.openxmlformats.org/officeDocument/2006/relationships" xmlns:m="http://schemas.openxmlformats.org/officeDocument/2006/math" xmlns:v="urn:schemas-microsoft-com:vml" xmlns:wp14="http://schemas.microsoft.com/office/word/2010/wordprocessingDrawing" xmlns:wp="http://schemas.openxmlformats.org/drawingml/2006/wordprocessingDrawing" xmlns:w10="urn:schemas-microsoft-com:office:word" xmlns:w="http://schemas.openxmlformats.org/wordprocessingml/2006/main" xmlns:w14="http://schemas.microsoft.com/office/word/2010/wordml" xmlns:w15="http://schemas.microsoft.com/office/word/2012/wordml" xmlns:w16cid="http://schemas.microsoft.com/office/word/2016/wordml/cid" xmlns:w16se="http://schemas.microsoft.com/office/word/2015/wordml/symex" xmlns:wpg="http://schemas.microsoft.com/office/word/2010/wordprocessingGroup" xmlns:wpi="http://schemas.microsoft.com/office/word/2010/wordprocessingInk" xmlns:wne="http://schemas.microsoft.com/office/word/2006/wordml" xmlns:wps="http://schemas.microsoft.com/office/word/2010/wordprocessingShape" mc:Ignorable="w14 w15 w16se w16cid wp14">
+  <w:footnote w:type="separator" w:id="-1">
+    <w:p>
+      <w:pPr>
+        <w:spacing w:after="0" w:line="240" w:lineRule="auto"/>
+      </w:pPr>
+      <w:r>
+        <w:separator/>
+      </w:r>
+    </w:p>
+  </w:footnote>
+  <w:footnote w:type="continuationSeparator" w:id="0">
+    <w:p>
+      <w:pPr>
+        <w:spacing w:after="0" w:line="240" w:lineRule="auto"/>
+      </w:pPr>
+      <w:r>
+        <w:continuationSeparator/>
+      </w:r>
+    </w:p>
+  </w:footnote>
+</w:footnotes>
+</file>
+
 <file path=word/styles.xml><?xml version="1.0" encoding="utf-8"?>
-<w:styles xmlns:mc="http://schemas.openxmlformats.org/markup-compatibility/2006" xmlns:r="http://schemas.openxmlformats.org/officeDocument/2006/relationships" xmlns:w="http://schemas.openxmlformats.org/wordprocessingml/2006/main" xmlns:w14="http://schemas.microsoft.com/office/word/2010/wordml" xmlns:w15="http://schemas.microsoft.com/office/word/2012/wordml" xmlns:w16cex="http://schemas.microsoft.com/office/word/2018/wordml/cex" xmlns:w16cid="http://schemas.microsoft.com/office/word/2016/wordml/cid" xmlns:w16="http://schemas.microsoft.com/office/word/2018/wordml" xmlns:w16du="http://schemas.microsoft.com/office/word/2023/wordml/word16du" xmlns:w16sdtdh="http://schemas.microsoft.com/office/word/2020/wordml/sdtdatahash" xmlns:w16sdtfl="http://schemas.microsoft.com/office/word/2024/wordml/sdtformatlock" xmlns:w16se="http://schemas.microsoft.com/office/word/2015/wordml/symex" mc:Ignorable="w14 w15 w16se w16cid w16 w16cex w16sdtdh w16sdtfl w16du">
+<w:styles xmlns:mc="http://schemas.openxmlformats.org/markup-compatibility/2006" xmlns:r="http://schemas.openxmlformats.org/officeDocument/2006/relationships" xmlns:w="http://schemas.openxmlformats.org/wordprocessingml/2006/main" xmlns:w14="http://schemas.microsoft.com/office/word/2010/wordml" xmlns:w15="http://schemas.microsoft.com/office/word/2012/wordml" xmlns:w16cid="http://schemas.microsoft.com/office/word/2016/wordml/cid" xmlns:w16se="http://schemas.microsoft.com/office/word/2015/wordml/symex" mc:Ignorable="w14 w15 w16se w16cid">
   <w:docDefaults>
     <w:rPrDefault>
       <w:rPr>
@@ -738,7 +908,7 @@
       </w:pPr>
     </w:pPrDefault>
   </w:docDefaults>
-  <w:latentStyles w:defLockedState="0" w:defUIPriority="0" w:defSemiHidden="0" w:defUnhideWhenUsed="0" w:defQFormat="0" w:count="376">
+  <w:latentStyles w:defLockedState="0" w:defUIPriority="0" w:defSemiHidden="0" w:defUnhideWhenUsed="0" w:defQFormat="0" w:count="375">
     <w:lsdException w:name="Normal" w:qFormat="1"/>
     <w:lsdException w:name="heading 1" w:uiPriority="9" w:qFormat="1"/>
     <w:lsdException w:name="heading 2" w:semiHidden="1" w:uiPriority="9" w:unhideWhenUsed="1" w:qFormat="1"/>
@@ -1009,7 +1179,6 @@
     <w:lsdException w:name="Smart Hyperlink" w:semiHidden="1" w:unhideWhenUsed="1"/>
     <w:lsdException w:name="Hashtag" w:semiHidden="1" w:unhideWhenUsed="1"/>
     <w:lsdException w:name="Unresolved Mention" w:semiHidden="1" w:unhideWhenUsed="1"/>
-    <w:lsdException w:name="Smart Link" w:semiHidden="1" w:unhideWhenUsed="1"/>
   </w:latentStyles>
   <w:style w:type="paragraph" w:default="1" w:styleId="a">
     <w:name w:val="Normal"/>

--- a/작업일지/7주차.docx
+++ b/작업일지/7주차.docx
@@ -1,6 +1,6 @@
 
 <file path=word/document.xml><?xml version="1.0" encoding="utf-8"?>
-<w:document xmlns:wpc="http://schemas.microsoft.com/office/word/2010/wordprocessingCanvas" xmlns:cx="http://schemas.microsoft.com/office/drawing/2014/chartex" xmlns:cx1="http://schemas.microsoft.com/office/drawing/2015/9/8/chartex" xmlns:cx2="http://schemas.microsoft.com/office/drawing/2015/10/21/chartex" xmlns:cx3="http://schemas.microsoft.com/office/drawing/2016/5/9/chartex" xmlns:cx4="http://schemas.microsoft.com/office/drawing/2016/5/10/chartex" xmlns:cx5="http://schemas.microsoft.com/office/drawing/2016/5/11/chartex" xmlns:cx6="http://schemas.microsoft.com/office/drawing/2016/5/12/chartex" xmlns:cx7="http://schemas.microsoft.com/office/drawing/2016/5/13/chartex" xmlns:cx8="http://schemas.microsoft.com/office/drawing/2016/5/14/chartex" xmlns:mc="http://schemas.openxmlformats.org/markup-compatibility/2006" xmlns:aink="http://schemas.microsoft.com/office/drawing/2016/ink" xmlns:am3d="http://schemas.microsoft.com/office/drawing/2017/model3d" xmlns:o="urn:schemas-microsoft-com:office:office" xmlns:r="http://schemas.openxmlformats.org/officeDocument/2006/relationships" xmlns:m="http://schemas.openxmlformats.org/officeDocument/2006/math" xmlns:v="urn:schemas-microsoft-com:vml" xmlns:wp14="http://schemas.microsoft.com/office/word/2010/wordprocessingDrawing" xmlns:wp="http://schemas.openxmlformats.org/drawingml/2006/wordprocessingDrawing" xmlns:w10="urn:schemas-microsoft-com:office:word" xmlns:w="http://schemas.openxmlformats.org/wordprocessingml/2006/main" xmlns:w14="http://schemas.microsoft.com/office/word/2010/wordml" xmlns:w15="http://schemas.microsoft.com/office/word/2012/wordml" xmlns:w16cid="http://schemas.microsoft.com/office/word/2016/wordml/cid" xmlns:w16se="http://schemas.microsoft.com/office/word/2015/wordml/symex" xmlns:wpg="http://schemas.microsoft.com/office/word/2010/wordprocessingGroup" xmlns:wpi="http://schemas.microsoft.com/office/word/2010/wordprocessingInk" xmlns:wne="http://schemas.microsoft.com/office/word/2006/wordml" xmlns:wps="http://schemas.microsoft.com/office/word/2010/wordprocessingShape" mc:Ignorable="w14 w15 w16se w16cid wp14">
+<w:document xmlns:wpc="http://schemas.microsoft.com/office/word/2010/wordprocessingCanvas" xmlns:cx="http://schemas.microsoft.com/office/drawing/2014/chartex" xmlns:cx1="http://schemas.microsoft.com/office/drawing/2015/9/8/chartex" xmlns:cx2="http://schemas.microsoft.com/office/drawing/2015/10/21/chartex" xmlns:cx3="http://schemas.microsoft.com/office/drawing/2016/5/9/chartex" xmlns:cx4="http://schemas.microsoft.com/office/drawing/2016/5/10/chartex" xmlns:cx5="http://schemas.microsoft.com/office/drawing/2016/5/11/chartex" xmlns:cx6="http://schemas.microsoft.com/office/drawing/2016/5/12/chartex" xmlns:cx7="http://schemas.microsoft.com/office/drawing/2016/5/13/chartex" xmlns:cx8="http://schemas.microsoft.com/office/drawing/2016/5/14/chartex" xmlns:mc="http://schemas.openxmlformats.org/markup-compatibility/2006" xmlns:aink="http://schemas.microsoft.com/office/drawing/2016/ink" xmlns:am3d="http://schemas.microsoft.com/office/drawing/2017/model3d" xmlns:o="urn:schemas-microsoft-com:office:office" xmlns:oel="http://schemas.microsoft.com/office/2019/extlst" xmlns:r="http://schemas.openxmlformats.org/officeDocument/2006/relationships" xmlns:m="http://schemas.openxmlformats.org/officeDocument/2006/math" xmlns:v="urn:schemas-microsoft-com:vml" xmlns:wp14="http://schemas.microsoft.com/office/word/2010/wordprocessingDrawing" xmlns:wp="http://schemas.openxmlformats.org/drawingml/2006/wordprocessingDrawing" xmlns:w10="urn:schemas-microsoft-com:office:word" xmlns:w="http://schemas.openxmlformats.org/wordprocessingml/2006/main" xmlns:w14="http://schemas.microsoft.com/office/word/2010/wordml" xmlns:w15="http://schemas.microsoft.com/office/word/2012/wordml" xmlns:w16cex="http://schemas.microsoft.com/office/word/2018/wordml/cex" xmlns:w16cid="http://schemas.microsoft.com/office/word/2016/wordml/cid" xmlns:w16="http://schemas.microsoft.com/office/word/2018/wordml" xmlns:w16du="http://schemas.microsoft.com/office/word/2023/wordml/word16du" xmlns:w16sdtdh="http://schemas.microsoft.com/office/word/2020/wordml/sdtdatahash" xmlns:w16sdtfl="http://schemas.microsoft.com/office/word/2024/wordml/sdtformatlock" xmlns:w16se="http://schemas.microsoft.com/office/word/2015/wordml/symex" xmlns:wpg="http://schemas.microsoft.com/office/word/2010/wordprocessingGroup" xmlns:wpi="http://schemas.microsoft.com/office/word/2010/wordprocessingInk" xmlns:wne="http://schemas.microsoft.com/office/word/2006/wordml" xmlns:wps="http://schemas.microsoft.com/office/word/2010/wordprocessingShape" mc:Ignorable="w14 w15 w16se w16cid w16 w16cex w16sdtdh w16sdtfl w16du wp14">
   <w:body>
     <w:tbl>
       <w:tblPr>
@@ -31,39 +31,7 @@
             </w:tcBorders>
             <w:vAlign w:val="center"/>
           </w:tcPr>
-          <w:bookmarkStart w:id="0" w:name="_MON_1822418004"/>
-          <w:bookmarkEnd w:id="0"/>
-          <w:p>
-            <w:r>
-              <w:object w:dxaOrig="1544" w:dyaOrig="1059" w14:anchorId="4F077691">
-                <v:shapetype id="_x0000_t75" coordsize="21600,21600" o:spt="75" o:preferrelative="t" path="m@4@5l@4@11@9@11@9@5xe" filled="f" stroked="f">
-                  <v:stroke joinstyle="miter"/>
-                  <v:formulas>
-                    <v:f eqn="if lineDrawn pixelLineWidth 0"/>
-                    <v:f eqn="sum @0 1 0"/>
-                    <v:f eqn="sum 0 0 @1"/>
-                    <v:f eqn="prod @2 1 2"/>
-                    <v:f eqn="prod @3 21600 pixelWidth"/>
-                    <v:f eqn="prod @3 21600 pixelHeight"/>
-                    <v:f eqn="sum @0 0 1"/>
-                    <v:f eqn="prod @6 1 2"/>
-                    <v:f eqn="prod @7 21600 pixelWidth"/>
-                    <v:f eqn="sum @8 21600 0"/>
-                    <v:f eqn="prod @7 21600 pixelHeight"/>
-                    <v:f eqn="sum @10 21600 0"/>
-                  </v:formulas>
-                  <v:path o:extrusionok="f" gradientshapeok="t" o:connecttype="rect"/>
-                  <o:lock v:ext="edit" aspectratio="t"/>
-                </v:shapetype>
-                <v:shape id="_x0000_i1025" type="#_x0000_t75" style="width:77.25pt;height:53.25pt" o:ole="">
-                  <v:imagedata r:id="rId6" o:title=""/>
-                </v:shape>
-                <o:OLEObject Type="Embed" ProgID="Word.Document.12" ShapeID="_x0000_i1025" DrawAspect="Icon" ObjectID="_1822418010" r:id="rId7">
-                  <o:FieldCodes>\s</o:FieldCodes>
-                </o:OLEObject>
-              </w:object>
-            </w:r>
-          </w:p>
+          <w:p/>
         </w:tc>
         <w:tc>
           <w:tcPr>
@@ -381,6 +349,49 @@
                 <w:bCs/>
               </w:rPr>
             </w:pPr>
+            <w:r>
+              <w:rPr>
+                <w:rFonts w:hint="eastAsia"/>
+                <w:b/>
+                <w:bCs/>
+              </w:rPr>
+              <w:t>로그 시스템 구현</w:t>
+            </w:r>
+          </w:p>
+          <w:p>
+            <w:pPr>
+              <w:jc w:val="left"/>
+              <w:rPr>
+                <w:b/>
+                <w:bCs/>
+              </w:rPr>
+            </w:pPr>
+            <w:r>
+              <w:rPr>
+                <w:rFonts w:hint="eastAsia"/>
+                <w:b/>
+                <w:bCs/>
+              </w:rPr>
+              <w:t>프로젝트의 오브젝트 클래스의 리팩토링</w:t>
+            </w:r>
+          </w:p>
+          <w:p>
+            <w:pPr>
+              <w:jc w:val="left"/>
+              <w:rPr>
+                <w:rFonts w:hint="eastAsia"/>
+                <w:b/>
+                <w:bCs/>
+              </w:rPr>
+            </w:pPr>
+            <w:r>
+              <w:rPr>
+                <w:rFonts w:hint="eastAsia"/>
+                <w:b/>
+                <w:bCs/>
+              </w:rPr>
+              <w:t>디자인 패턴 적용</w:t>
+            </w:r>
           </w:p>
         </w:tc>
       </w:tr>
@@ -392,14 +403,6 @@
           <w:sz w:val="22"/>
         </w:rPr>
       </w:pPr>
-    </w:p>
-    <w:p>
-      <w:pPr>
-        <w:rPr>
-          <w:b/>
-          <w:sz w:val="22"/>
-        </w:rPr>
-      </w:pPr>
       <w:r>
         <w:rPr>
           <w:rFonts w:hint="eastAsia"/>
@@ -407,6 +410,1072 @@
           <w:sz w:val="22"/>
         </w:rPr>
         <w:t>&lt;상세 수행내용&gt;</w:t>
+      </w:r>
+    </w:p>
+    <w:p>
+      <w:pPr>
+        <w:rPr>
+          <w:b/>
+          <w:bCs/>
+          <w:sz w:val="22"/>
+        </w:rPr>
+      </w:pPr>
+      <w:r>
+        <w:rPr>
+          <w:b/>
+          <w:bCs/>
+          <w:sz w:val="22"/>
+        </w:rPr>
+        <w:t>CLOG, CERROR 구현 → 비주얼 스튜디오 출력창에 출력스트림으로 쉽게 로그와 에러 로그 넣기 쉽게끔 매크로지정</w:t>
+      </w:r>
+    </w:p>
+    <w:p>
+      <w:pPr>
+        <w:rPr>
+          <w:b/>
+          <w:bCs/>
+          <w:sz w:val="22"/>
+        </w:rPr>
+      </w:pPr>
+      <w:r>
+        <w:rPr>
+          <w:b/>
+          <w:bCs/>
+          <w:sz w:val="22"/>
+        </w:rPr>
+        <w:t>유니티의 OBJECT ← Component,</w:t>
+      </w:r>
+      <w:r>
+        <w:rPr>
+          <w:rFonts w:hint="eastAsia"/>
+          <w:b/>
+          <w:bCs/>
+          <w:sz w:val="22"/>
+        </w:rPr>
+        <w:t xml:space="preserve"> </w:t>
+      </w:r>
+      <w:r>
+        <w:rPr>
+          <w:b/>
+          <w:bCs/>
+          <w:sz w:val="22"/>
+        </w:rPr>
+        <w:t>GameObject 구조를 벤치마킹해와서 구조 변경</w:t>
+      </w:r>
+    </w:p>
+    <w:p>
+      <w:pPr>
+        <w:pStyle w:val="a3"/>
+        <w:numPr>
+          <w:ilvl w:val="0"/>
+          <w:numId w:val="3"/>
+        </w:numPr>
+        <w:ind w:leftChars="0"/>
+        <w:rPr>
+          <w:b/>
+          <w:bCs/>
+          <w:sz w:val="22"/>
+        </w:rPr>
+      </w:pPr>
+      <w:r>
+        <w:rPr>
+          <w:b/>
+          <w:bCs/>
+          <w:sz w:val="22"/>
+        </w:rPr>
+        <w:t>모든 컴포넌트와 게임오브젝트의 고유의 id와 이름부여 하기위한 상위 클래스인 Object</w:t>
+      </w:r>
+    </w:p>
+    <w:p>
+      <w:pPr>
+        <w:pStyle w:val="a3"/>
+        <w:numPr>
+          <w:ilvl w:val="0"/>
+          <w:numId w:val="3"/>
+        </w:numPr>
+        <w:ind w:leftChars="0"/>
+        <w:rPr>
+          <w:b/>
+          <w:bCs/>
+          <w:sz w:val="22"/>
+        </w:rPr>
+      </w:pPr>
+      <w:r>
+        <w:rPr>
+          <w:b/>
+          <w:bCs/>
+          <w:sz w:val="22"/>
+        </w:rPr>
+        <w:t>컴포넌트형태의 엔진 리팩토링 시작</w:t>
+      </w:r>
+    </w:p>
+    <w:p>
+      <w:pPr>
+        <w:rPr>
+          <w:b/>
+          <w:bCs/>
+          <w:sz w:val="22"/>
+        </w:rPr>
+      </w:pPr>
+      <w:r>
+        <w:rPr>
+          <w:b/>
+          <w:bCs/>
+          <w:sz w:val="22"/>
+        </w:rPr>
+        <w:t>일단 GameObject의 너무 많은 책임 분리</w:t>
+      </w:r>
+    </w:p>
+    <w:p>
+      <w:pPr>
+        <w:pStyle w:val="a3"/>
+        <w:numPr>
+          <w:ilvl w:val="0"/>
+          <w:numId w:val="2"/>
+        </w:numPr>
+        <w:ind w:leftChars="0"/>
+        <w:rPr>
+          <w:b/>
+          <w:bCs/>
+          <w:sz w:val="22"/>
+        </w:rPr>
+      </w:pPr>
+      <w:r>
+        <w:rPr>
+          <w:b/>
+          <w:bCs/>
+          <w:sz w:val="22"/>
+        </w:rPr>
+        <w:t>로직 → ScriptComponent, 렌더링 → RenderComponent</w:t>
+      </w:r>
+    </w:p>
+    <w:p>
+      <w:pPr>
+        <w:pStyle w:val="a3"/>
+        <w:numPr>
+          <w:ilvl w:val="0"/>
+          <w:numId w:val="2"/>
+        </w:numPr>
+        <w:ind w:leftChars="0"/>
+        <w:rPr>
+          <w:b/>
+          <w:bCs/>
+          <w:sz w:val="22"/>
+        </w:rPr>
+      </w:pPr>
+      <w:r>
+        <w:rPr>
+          <w:b/>
+          <w:bCs/>
+          <w:sz w:val="22"/>
+        </w:rPr>
+        <w:t>추가적으로 컴포넌트를 끄고 킬수 있게끔 Component를 상속받는 Behavior 구현</w:t>
+      </w:r>
+    </w:p>
+    <w:p>
+      <w:pPr>
+        <w:pStyle w:val="a3"/>
+        <w:numPr>
+          <w:ilvl w:val="0"/>
+          <w:numId w:val="2"/>
+        </w:numPr>
+        <w:ind w:leftChars="0"/>
+        <w:rPr>
+          <w:b/>
+          <w:bCs/>
+          <w:sz w:val="22"/>
+        </w:rPr>
+      </w:pPr>
+      <w:r>
+        <w:rPr>
+          <w:b/>
+          <w:bCs/>
+          <w:sz w:val="22"/>
+        </w:rPr>
+        <w:t>스크립트 컴포넌트는 Behaviour 상속</w:t>
+      </w:r>
+    </w:p>
+    <w:p>
+      <w:pPr>
+        <w:pStyle w:val="a3"/>
+        <w:numPr>
+          <w:ilvl w:val="0"/>
+          <w:numId w:val="2"/>
+        </w:numPr>
+        <w:ind w:leftChars="0"/>
+        <w:rPr>
+          <w:b/>
+          <w:bCs/>
+          <w:sz w:val="22"/>
+        </w:rPr>
+      </w:pPr>
+      <w:r>
+        <w:rPr>
+          <w:b/>
+          <w:bCs/>
+          <w:sz w:val="22"/>
+        </w:rPr>
+        <w:t>Object ← Component ← Behaviour ← ScriptComponent</w:t>
+      </w:r>
+    </w:p>
+    <w:p>
+      <w:pPr>
+        <w:pStyle w:val="a3"/>
+        <w:numPr>
+          <w:ilvl w:val="0"/>
+          <w:numId w:val="2"/>
+        </w:numPr>
+        <w:ind w:leftChars="0"/>
+        <w:rPr>
+          <w:b/>
+          <w:bCs/>
+          <w:sz w:val="22"/>
+        </w:rPr>
+      </w:pPr>
+      <w:r>
+        <w:rPr>
+          <w:b/>
+          <w:bCs/>
+          <w:sz w:val="22"/>
+        </w:rPr>
+        <w:t>Object ← GameObject</w:t>
+      </w:r>
+    </w:p>
+    <w:p>
+      <w:pPr>
+        <w:pStyle w:val="a3"/>
+        <w:numPr>
+          <w:ilvl w:val="0"/>
+          <w:numId w:val="2"/>
+        </w:numPr>
+        <w:ind w:leftChars="0"/>
+        <w:rPr>
+          <w:b/>
+          <w:bCs/>
+          <w:sz w:val="22"/>
+        </w:rPr>
+      </w:pPr>
+      <w:r>
+        <w:rPr>
+          <w:b/>
+          <w:bCs/>
+          <w:sz w:val="22"/>
+        </w:rPr>
+        <w:t xml:space="preserve">이제부터 기능들은 컴포넌트나 Behaviour를 상속받아서 구현, </w:t>
+      </w:r>
+    </w:p>
+    <w:p>
+      <w:pPr>
+        <w:pStyle w:val="a3"/>
+        <w:numPr>
+          <w:ilvl w:val="0"/>
+          <w:numId w:val="2"/>
+        </w:numPr>
+        <w:ind w:leftChars="0"/>
+        <w:rPr>
+          <w:b/>
+          <w:bCs/>
+          <w:sz w:val="22"/>
+        </w:rPr>
+      </w:pPr>
+      <w:r>
+        <w:rPr>
+          <w:b/>
+          <w:bCs/>
+          <w:sz w:val="22"/>
+        </w:rPr>
+        <w:t>게임 오브젝트는 생성시 컴포넌트를 부착하여 생성</w:t>
+      </w:r>
+    </w:p>
+    <w:p>
+      <w:pPr>
+        <w:pStyle w:val="a3"/>
+        <w:numPr>
+          <w:ilvl w:val="0"/>
+          <w:numId w:val="2"/>
+        </w:numPr>
+        <w:ind w:leftChars="0"/>
+        <w:rPr>
+          <w:b/>
+          <w:bCs/>
+          <w:sz w:val="22"/>
+        </w:rPr>
+      </w:pPr>
+      <w:r>
+        <w:rPr>
+          <w:b/>
+          <w:bCs/>
+          <w:sz w:val="22"/>
+        </w:rPr>
+        <w:t>Script의 Awake에서 필요한 컴포넌트 add</w:t>
+      </w:r>
+    </w:p>
+    <w:p>
+      <w:pPr>
+        <w:pStyle w:val="a3"/>
+        <w:numPr>
+          <w:ilvl w:val="0"/>
+          <w:numId w:val="2"/>
+        </w:numPr>
+        <w:ind w:leftChars="0"/>
+        <w:rPr>
+          <w:b/>
+          <w:bCs/>
+          <w:sz w:val="22"/>
+        </w:rPr>
+      </w:pPr>
+      <w:r>
+        <w:rPr>
+          <w:b/>
+          <w:bCs/>
+          <w:sz w:val="22"/>
+        </w:rPr>
+        <w:t>게임 오브젝트는 각 컴포넌트를 호출하기만한다.</w:t>
+      </w:r>
+    </w:p>
+    <w:p>
+      <w:pPr>
+        <w:rPr>
+          <w:b/>
+          <w:bCs/>
+          <w:sz w:val="22"/>
+        </w:rPr>
+      </w:pPr>
+      <w:r>
+        <w:rPr>
+          <w:b/>
+          <w:bCs/>
+          <w:sz w:val="22"/>
+        </w:rPr>
+        <w:tab/>
+      </w:r>
+      <w:r>
+        <w:rPr>
+          <w:b/>
+          <w:bCs/>
+          <w:sz w:val="22"/>
+        </w:rPr>
+        <w:br/>
+        <w:t>ObjectManger의 역할 변경</w:t>
+      </w:r>
+    </w:p>
+    <w:p>
+      <w:pPr>
+        <w:rPr>
+          <w:b/>
+          <w:bCs/>
+          <w:sz w:val="22"/>
+        </w:rPr>
+      </w:pPr>
+      <w:r>
+        <w:rPr>
+          <w:b/>
+          <w:bCs/>
+          <w:sz w:val="22"/>
+        </w:rPr>
+        <w:t>현재는 오브젝트 매니저가 오브젝트를 담는 역할을 하고 있었으나 이제는 오브젝트 매니저에 오브젝트를 요청하는 방식으로 변환</w:t>
+      </w:r>
+    </w:p>
+    <w:p>
+      <w:pPr>
+        <w:rPr>
+          <w:b/>
+          <w:bCs/>
+          <w:sz w:val="22"/>
+        </w:rPr>
+      </w:pPr>
+      <w:r>
+        <w:rPr>
+          <w:b/>
+          <w:bCs/>
+          <w:sz w:val="22"/>
+        </w:rPr>
+        <w:t>오브젝트 파괴도 오브젝트 매니저에다가 요청하고 나중에 한번에 모아서 파괴하는 식으로 구성</w:t>
+      </w:r>
+    </w:p>
+    <w:p>
+      <w:pPr>
+        <w:rPr>
+          <w:b/>
+          <w:bCs/>
+          <w:sz w:val="22"/>
+        </w:rPr>
+      </w:pPr>
+      <w:r>
+        <w:rPr>
+          <w:b/>
+          <w:bCs/>
+          <w:sz w:val="22"/>
+        </w:rPr>
+        <w:t>TransformComponent 구현</w:t>
+      </w:r>
+    </w:p>
+    <w:p>
+      <w:pPr>
+        <w:rPr>
+          <w:b/>
+          <w:bCs/>
+          <w:sz w:val="22"/>
+        </w:rPr>
+      </w:pPr>
+      <w:r>
+        <w:rPr>
+          <w:b/>
+          <w:bCs/>
+          <w:sz w:val="22"/>
+        </w:rPr>
+        <w:lastRenderedPageBreak/>
+        <w:t>원래 게임오브젝트가 가지고 있던 월드행렬과 그것을 변환하는 함수들을 Transform으로 이전</w:t>
+      </w:r>
+    </w:p>
+    <w:p>
+      <w:pPr>
+        <w:rPr>
+          <w:rFonts w:hint="eastAsia"/>
+          <w:b/>
+          <w:bCs/>
+          <w:sz w:val="22"/>
+        </w:rPr>
+      </w:pPr>
+      <w:r>
+        <w:rPr>
+          <w:rFonts w:hint="eastAsia"/>
+          <w:b/>
+          <w:bCs/>
+          <w:sz w:val="22"/>
+        </w:rPr>
+        <w:t>게</w:t>
+      </w:r>
+      <w:r>
+        <w:rPr>
+          <w:b/>
+          <w:bCs/>
+          <w:sz w:val="22"/>
+        </w:rPr>
+        <w:t>임 오브젝트의 부모 자식관계도 Transform으로 이전</w:t>
+      </w:r>
+      <w:r>
+        <w:rPr>
+          <w:rFonts w:hint="eastAsia"/>
+          <w:b/>
+          <w:bCs/>
+          <w:sz w:val="22"/>
+        </w:rPr>
+        <w:t xml:space="preserve"> -&gt; 업데이트 시에 자식, 부모 트랜스폼 해결 필요</w:t>
+      </w:r>
+    </w:p>
+    <w:p>
+      <w:pPr>
+        <w:rPr>
+          <w:b/>
+          <w:bCs/>
+          <w:sz w:val="22"/>
+        </w:rPr>
+      </w:pPr>
+      <w:r>
+        <w:rPr>
+          <w:b/>
+          <w:bCs/>
+          <w:sz w:val="22"/>
+        </w:rPr>
+        <w:t>Scene의 역할 수정</w:t>
+      </w:r>
+    </w:p>
+    <w:p>
+      <w:pPr>
+        <w:rPr>
+          <w:b/>
+          <w:bCs/>
+          <w:sz w:val="22"/>
+        </w:rPr>
+      </w:pPr>
+      <w:r>
+        <w:rPr>
+          <w:b/>
+          <w:bCs/>
+          <w:sz w:val="22"/>
+        </w:rPr>
+        <w:tab/>
+        <w:t>기존의 Scene 클래스는 오브젝트 생성 뿐만 아니라 리소스 생성도 같이 하고 있었음 따라서</w:t>
+      </w:r>
+    </w:p>
+    <w:p>
+      <w:pPr>
+        <w:rPr>
+          <w:b/>
+          <w:bCs/>
+          <w:sz w:val="22"/>
+        </w:rPr>
+      </w:pPr>
+      <w:r>
+        <w:rPr>
+          <w:b/>
+          <w:bCs/>
+          <w:sz w:val="22"/>
+        </w:rPr>
+        <w:tab/>
+        <w:t>scene은 오브젝트만 생성하고 리소스의 역할은 리소스 매니저로 옮기기 위한 설계 착수</w:t>
+      </w:r>
+    </w:p>
+    <w:p>
+      <w:pPr>
+        <w:rPr>
+          <w:b/>
+          <w:bCs/>
+          <w:sz w:val="22"/>
+        </w:rPr>
+      </w:pPr>
+      <w:r>
+        <w:rPr>
+          <w:b/>
+          <w:bCs/>
+          <w:sz w:val="22"/>
+        </w:rPr>
+        <w:t>또, Transform에서 부모 행렬이 먼저 업데이트가 안될 경우가 생기면 제대로 오작동을 일</w:t>
+      </w:r>
+      <w:r>
+        <w:rPr>
+          <w:rFonts w:hint="eastAsia"/>
+          <w:b/>
+          <w:bCs/>
+          <w:sz w:val="22"/>
+        </w:rPr>
+        <w:t>으킬</w:t>
+      </w:r>
+      <w:r>
+        <w:rPr>
+          <w:b/>
+          <w:bCs/>
+          <w:sz w:val="22"/>
+        </w:rPr>
+        <w:t>것이므로 트랜스폼이 변경되면 Dirtyflag를 통해서 트랜스폼의 월드행렬을 자식들에게 전파해서 각 프레임마다 제대로 업데이트 되게끔 설계</w:t>
+      </w:r>
+    </w:p>
+    <w:p>
+      <w:pPr>
+        <w:rPr>
+          <w:b/>
+          <w:bCs/>
+          <w:sz w:val="22"/>
+        </w:rPr>
+      </w:pPr>
+      <w:r>
+        <w:rPr>
+          <w:b/>
+          <w:bCs/>
+          <w:sz w:val="22"/>
+        </w:rPr>
+        <w:tab/>
+        <w:t>게임 루프의 구조 변경</w:t>
+      </w:r>
+    </w:p>
+    <w:p>
+      <w:pPr>
+        <w:numPr>
+          <w:ilvl w:val="0"/>
+          <w:numId w:val="4"/>
+        </w:numPr>
+        <w:rPr>
+          <w:b/>
+          <w:bCs/>
+          <w:sz w:val="22"/>
+        </w:rPr>
+      </w:pPr>
+      <w:r>
+        <w:rPr>
+          <w:b/>
+          <w:bCs/>
+          <w:sz w:val="22"/>
+        </w:rPr>
+        <w:t>씬매니저의 process_scene_change_if_requested 호출 이함수는 씬이 이전 프레임에서 바뀌었으면 씬을 교체함</w:t>
+      </w:r>
+    </w:p>
+    <w:p>
+      <w:pPr>
+        <w:numPr>
+          <w:ilvl w:val="1"/>
+          <w:numId w:val="4"/>
+        </w:numPr>
+        <w:rPr>
+          <w:b/>
+          <w:bCs/>
+          <w:sz w:val="22"/>
+        </w:rPr>
+      </w:pPr>
+      <w:r>
+        <w:rPr>
+          <w:b/>
+          <w:bCs/>
+          <w:sz w:val="22"/>
+        </w:rPr>
+        <w:t>ProcessNetwork 네트워크 처리</w:t>
+      </w:r>
+    </w:p>
+    <w:p>
+      <w:pPr>
+        <w:numPr>
+          <w:ilvl w:val="1"/>
+          <w:numId w:val="4"/>
+        </w:numPr>
+        <w:rPr>
+          <w:b/>
+          <w:bCs/>
+          <w:sz w:val="22"/>
+        </w:rPr>
+      </w:pPr>
+      <w:r>
+        <w:rPr>
+          <w:b/>
+          <w:bCs/>
+          <w:sz w:val="22"/>
+        </w:rPr>
+        <w:t>UpdateGameLogic 이 함수는 업데이트와 메인 카메라의 뷰행렬 업데이트, 새로 만들어진 Script의 Awake와 Start를 부르고 이미 존재하는 모든 오브젝트의 Update,LateUpdate를 호출</w:t>
+      </w:r>
+    </w:p>
+    <w:p>
+      <w:pPr>
+        <w:numPr>
+          <w:ilvl w:val="1"/>
+          <w:numId w:val="5"/>
+        </w:numPr>
+        <w:rPr>
+          <w:b/>
+          <w:bCs/>
+          <w:sz w:val="22"/>
+        </w:rPr>
+      </w:pPr>
+      <w:r>
+        <w:rPr>
+          <w:b/>
+          <w:bCs/>
+          <w:sz w:val="22"/>
+        </w:rPr>
+        <w:t>모든 오브젝트는 자신의 모든 Update가 필요한 컴포넌트 update</w:t>
+      </w:r>
+    </w:p>
+    <w:p>
+      <w:pPr>
+        <w:numPr>
+          <w:ilvl w:val="0"/>
+          <w:numId w:val="4"/>
+        </w:numPr>
+        <w:rPr>
+          <w:b/>
+          <w:bCs/>
+          <w:sz w:val="22"/>
+        </w:rPr>
+      </w:pPr>
+      <w:r>
+        <w:rPr>
+          <w:b/>
+          <w:bCs/>
+          <w:sz w:val="22"/>
+        </w:rPr>
+        <w:t>Update_physics ⇒ 아직 아무것도 안할것이지만 만약 RigdBodyComponent가 만들어지면 물리 계산</w:t>
+      </w:r>
+    </w:p>
+    <w:p>
+      <w:pPr>
+        <w:numPr>
+          <w:ilvl w:val="0"/>
+          <w:numId w:val="4"/>
+        </w:numPr>
+        <w:rPr>
+          <w:b/>
+          <w:bCs/>
+          <w:sz w:val="22"/>
+        </w:rPr>
+      </w:pPr>
+      <w:r>
+        <w:rPr>
+          <w:b/>
+          <w:bCs/>
+          <w:sz w:val="22"/>
+        </w:rPr>
+        <w:t>렌더러에서 Render 호출 → 이함수는 렌더할 수 있는 오브젝트를 추린뒤에 AssociateContianer로 엮인 Shader와 루트 시그니처를 set하고 각 오브젝트를 그린다. → PSO에 속한 것들만 그리므로 PSO는 단 한번씩만 Set됨</w:t>
+      </w:r>
+    </w:p>
+    <w:p>
+      <w:pPr>
+        <w:numPr>
+          <w:ilvl w:val="0"/>
+          <w:numId w:val="4"/>
+        </w:numPr>
+        <w:rPr>
+          <w:b/>
+          <w:bCs/>
+          <w:sz w:val="22"/>
+        </w:rPr>
+      </w:pPr>
+      <w:r>
+        <w:rPr>
+          <w:b/>
+          <w:bCs/>
+          <w:sz w:val="22"/>
+        </w:rPr>
+        <w:t>GPU 처리기다리기</w:t>
+      </w:r>
+    </w:p>
+    <w:p>
+      <w:pPr>
+        <w:numPr>
+          <w:ilvl w:val="0"/>
+          <w:numId w:val="4"/>
+        </w:numPr>
+        <w:rPr>
+          <w:b/>
+          <w:bCs/>
+          <w:sz w:val="22"/>
+        </w:rPr>
+      </w:pPr>
+      <w:r>
+        <w:rPr>
+          <w:b/>
+          <w:bCs/>
+          <w:sz w:val="22"/>
+        </w:rPr>
+        <w:t>오브젝트 파괴 요청들어온 오브젝트 파괴</w:t>
+      </w:r>
+      <w:r>
+        <w:rPr>
+          <w:b/>
+          <w:bCs/>
+          <w:sz w:val="22"/>
+        </w:rPr>
+        <w:br/>
+      </w:r>
+      <w:r>
+        <w:rPr>
+          <w:b/>
+          <w:bCs/>
+          <w:sz w:val="22"/>
+        </w:rPr>
+        <w:tab/>
+        <w:t>리소스 매니저 설계 및 구현</w:t>
+      </w:r>
+    </w:p>
+    <w:p>
+      <w:pPr>
+        <w:numPr>
+          <w:ilvl w:val="0"/>
+          <w:numId w:val="4"/>
+        </w:numPr>
+        <w:rPr>
+          <w:b/>
+          <w:bCs/>
+          <w:sz w:val="22"/>
+        </w:rPr>
+      </w:pPr>
+      <w:r>
+        <w:rPr>
+          <w:b/>
+          <w:bCs/>
+          <w:sz w:val="22"/>
+        </w:rPr>
+        <w:t>현재 우리가 리소스를 사용하는 부분은 메쉬에서 사용을 하는 것인데 메쉬 생성시 커맨드리스트와 디바이스를 넘겨서 생성하는 방식으로 사용 하고 있음</w:t>
+      </w:r>
+    </w:p>
+    <w:p>
+      <w:pPr>
+        <w:rPr>
+          <w:b/>
+          <w:bCs/>
+          <w:sz w:val="22"/>
+        </w:rPr>
+      </w:pPr>
+      <w:r>
+        <w:rPr>
+          <w:b/>
+          <w:bCs/>
+          <w:sz w:val="22"/>
+        </w:rPr>
+        <w:t>근데 메쉬에 커맨드리스트를 넘기는 방식을 차용하면 커맨드리스트가 타고 들어가야하는 함수가 매우 깊어지고 실제 데이터 파일 읽는 것은 cpu로 하는 일이고 뒤의 정점버퍼 인덱스 버퍼를 만드는 일은 gpu에서 하는 일이라서 리소스매니저에서 요청받은 메쉬의 정점,인덱스 버퍼를 나중에 만드는 방식으로 설계</w:t>
+      </w:r>
+    </w:p>
+    <w:p>
+      <w:pPr>
+        <w:rPr>
+          <w:b/>
+          <w:bCs/>
+          <w:sz w:val="22"/>
+        </w:rPr>
+      </w:pPr>
+      <w:r>
+        <w:rPr>
+          <w:b/>
+          <w:bCs/>
+          <w:sz w:val="22"/>
+        </w:rPr>
+        <w:lastRenderedPageBreak/>
+        <w:t>리소스 매니저에서 load_mesh 함수를 호</w:t>
+      </w:r>
+      <w:r>
+        <w:rPr>
+          <w:rFonts w:hint="eastAsia"/>
+          <w:b/>
+          <w:bCs/>
+          <w:sz w:val="22"/>
+        </w:rPr>
+        <w:t>출</w:t>
+      </w:r>
+      <w:r>
+        <w:rPr>
+          <w:b/>
+          <w:bCs/>
+          <w:sz w:val="22"/>
+        </w:rPr>
+        <w:t>하면 메쉬가 로드 되고 그 로드할때 사용한 메쉬의 경로명이 키값으로 저장되어서 나중에 같은 요청이 들어왔을때 이미 로드된 메쉬를 리턴해준다.</w:t>
+      </w:r>
+    </w:p>
+    <w:p>
+      <w:pPr>
+        <w:rPr>
+          <w:b/>
+          <w:bCs/>
+          <w:sz w:val="22"/>
+        </w:rPr>
+      </w:pPr>
+      <w:r>
+        <w:rPr>
+          <w:b/>
+          <w:bCs/>
+          <w:sz w:val="22"/>
+        </w:rPr>
+        <w:t>드디어 스크립트를 사용해서 레거시 게임오브젝트 두개인 MainPlayer와 OtherPlayer를 리팩토링함</w:t>
+      </w:r>
+    </w:p>
+    <w:p>
+      <w:pPr>
+        <w:rPr>
+          <w:b/>
+          <w:bCs/>
+          <w:sz w:val="22"/>
+        </w:rPr>
+      </w:pPr>
+      <w:r>
+        <w:rPr>
+          <w:b/>
+          <w:bCs/>
+          <w:sz w:val="22"/>
+        </w:rPr>
+        <w:t xml:space="preserve">실제 필요한 정보인 RenderComponent와 Transform은 이미 준비 되었으므로 스크립트를 상속받는 </w:t>
+      </w:r>
+    </w:p>
+    <w:p>
+      <w:pPr>
+        <w:rPr>
+          <w:b/>
+          <w:bCs/>
+          <w:sz w:val="22"/>
+        </w:rPr>
+      </w:pPr>
+      <w:r>
+        <w:rPr>
+          <w:b/>
+          <w:bCs/>
+          <w:sz w:val="22"/>
+        </w:rPr>
+        <w:t>mainplayerscript,otherplayerscripr를 추가로 만들어서 addComponent로 게임 오브젝트에 부착하고 실제 이동 로직을 스크립트안에서 구현</w:t>
+      </w:r>
+    </w:p>
+    <w:p>
+      <w:pPr>
+        <w:rPr>
+          <w:b/>
+          <w:bCs/>
+          <w:sz w:val="22"/>
+        </w:rPr>
+      </w:pPr>
+      <w:r>
+        <w:rPr>
+          <w:b/>
+          <w:bCs/>
+          <w:sz w:val="22"/>
+        </w:rPr>
+        <w:t>레거시 오브젝트 매니저에 있던 레이어 기능을 사용하여 필요한 오브젝트들만 뽑아내는 기능을 만들고 싶어서 LayerManager를 만들었다.</w:t>
+      </w:r>
+    </w:p>
+    <w:p>
+      <w:pPr>
+        <w:rPr>
+          <w:b/>
+          <w:bCs/>
+          <w:sz w:val="22"/>
+        </w:rPr>
+      </w:pPr>
+      <w:r>
+        <w:rPr>
+          <w:b/>
+          <w:bCs/>
+          <w:sz w:val="22"/>
+        </w:rPr>
+        <w:t>LayerManager는 각 비트에 Layer 1개씩을 등록한다 예를들어 맨처음 레이어는 왼쪽 비트 쉬프트 1을 1칸 해서 첫번째 비트자리에 1을 저장한다.</w:t>
+      </w:r>
+    </w:p>
+    <w:p>
+      <w:pPr>
+        <w:rPr>
+          <w:b/>
+          <w:bCs/>
+          <w:sz w:val="22"/>
+        </w:rPr>
+      </w:pPr>
+      <w:r>
+        <w:rPr>
+          <w:b/>
+          <w:bCs/>
+          <w:sz w:val="22"/>
+        </w:rPr>
+        <w:t>두번째 레이어는 비트쉬프트 1을 2칸해서 2번째 비트에 1을 저장한다.</w:t>
+      </w:r>
+    </w:p>
+    <w:p>
+      <w:pPr>
+        <w:rPr>
+          <w:b/>
+          <w:bCs/>
+          <w:sz w:val="22"/>
+        </w:rPr>
+      </w:pPr>
+      <w:r>
+        <w:rPr>
+          <w:b/>
+          <w:bCs/>
+          <w:sz w:val="22"/>
+        </w:rPr>
+        <w:t>이를 통해 오브젝트가 여러 레이어를 가져도 or연산을 통해서 레이어를 알아낼 수 있다.</w:t>
+      </w:r>
+    </w:p>
+    <w:p>
+      <w:pPr>
+        <w:rPr>
+          <w:b/>
+          <w:bCs/>
+          <w:sz w:val="22"/>
+        </w:rPr>
+      </w:pPr>
+      <w:r>
+        <w:rPr>
+          <w:b/>
+          <w:bCs/>
+          <w:sz w:val="22"/>
+        </w:rPr>
+        <w:drawing>
+          <wp:inline distT="0" distB="0" distL="0" distR="0" wp14:anchorId="70A7759D" wp14:editId="5B8899C9">
+            <wp:extent cx="6645910" cy="1337945"/>
+            <wp:effectExtent l="0" t="0" r="2540" b="0"/>
+            <wp:docPr id="1839021727" name="그림 2" descr="스크린샷, 텍스트이(가) 표시된 사진&#10;&#10;AI 생성 콘텐츠는 정확하지 않을 수 있습니다."/>
+            <wp:cNvGraphicFramePr>
+              <a:graphicFrameLocks xmlns:a="http://schemas.openxmlformats.org/drawingml/2006/main" noChangeAspect="1"/>
+            </wp:cNvGraphicFramePr>
+            <a:graphic xmlns:a="http://schemas.openxmlformats.org/drawingml/2006/main">
+              <a:graphicData uri="http://schemas.openxmlformats.org/drawingml/2006/picture">
+                <pic:pic xmlns:pic="http://schemas.openxmlformats.org/drawingml/2006/picture">
+                  <pic:nvPicPr>
+                    <pic:cNvPr id="1839021727" name="그림 2" descr="스크린샷, 텍스트이(가) 표시된 사진&#10;&#10;AI 생성 콘텐츠는 정확하지 않을 수 있습니다."/>
+                    <pic:cNvPicPr>
+                      <a:picLocks noChangeAspect="1" noChangeArrowheads="1"/>
+                    </pic:cNvPicPr>
+                  </pic:nvPicPr>
+                  <pic:blipFill>
+                    <a:blip r:embed="rId7">
+                      <a:extLst>
+                        <a:ext uri="{28A0092B-C50C-407E-A947-70E740481C1C}">
+                          <a14:useLocalDpi xmlns:a14="http://schemas.microsoft.com/office/drawing/2010/main" val="0"/>
+                        </a:ext>
+                      </a:extLst>
+                    </a:blip>
+                    <a:srcRect/>
+                    <a:stretch>
+                      <a:fillRect/>
+                    </a:stretch>
+                  </pic:blipFill>
+                  <pic:spPr bwMode="auto">
+                    <a:xfrm>
+                      <a:off x="0" y="0"/>
+                      <a:ext cx="6645910" cy="1337945"/>
+                    </a:xfrm>
+                    <a:prstGeom prst="rect">
+                      <a:avLst/>
+                    </a:prstGeom>
+                    <a:noFill/>
+                    <a:ln>
+                      <a:noFill/>
+                    </a:ln>
+                  </pic:spPr>
+                </pic:pic>
+              </a:graphicData>
+            </a:graphic>
+          </wp:inline>
+        </w:drawing>
+      </w:r>
+    </w:p>
+    <w:p>
+      <w:pPr>
+        <w:rPr>
+          <w:b/>
+          <w:bCs/>
+          <w:sz w:val="22"/>
+        </w:rPr>
+      </w:pPr>
+      <w:r>
+        <w:rPr>
+          <w:b/>
+          <w:bCs/>
+          <w:sz w:val="22"/>
+        </w:rPr>
+        <w:t>레이어 끼리 충돌 처리를 할때 CPU의 연산이 빠른 and 연산을 통해서 빠른 연산이 가능함</w:t>
+      </w:r>
+    </w:p>
+    <w:p>
+      <w:pPr>
+        <w:rPr>
+          <w:b/>
+          <w:bCs/>
+          <w:sz w:val="22"/>
+        </w:rPr>
+      </w:pPr>
+      <w:r>
+        <w:rPr>
+          <w:b/>
+          <w:bCs/>
+          <w:sz w:val="22"/>
+        </w:rPr>
+        <w:t>렌더러에서 GPU업로드를 실행하는데 이것이 오버헤드가 클 수 있으므로 따로 업로드를 할 수 있도록 함수로 만들어서 프레임워크에서 호출하도록 변경</w:t>
+      </w:r>
+    </w:p>
+    <w:p>
+      <w:pPr>
+        <w:rPr>
+          <w:b/>
+          <w:bCs/>
+          <w:sz w:val="22"/>
+        </w:rPr>
+      </w:pPr>
+      <w:r>
+        <w:rPr>
+          <w:b/>
+          <w:bCs/>
+          <w:sz w:val="22"/>
+        </w:rPr>
+        <w:t>일단 빌드 오브젝트와 씬전환시에만 GPU데이터를 로드 하도록 설정</w:t>
+      </w:r>
+    </w:p>
+    <w:p>
+      <w:pPr>
+        <w:rPr>
+          <w:b/>
+          <w:bCs/>
+          <w:sz w:val="22"/>
+        </w:rPr>
+      </w:pPr>
+      <w:r>
+        <w:rPr>
+          <w:b/>
+          <w:bCs/>
+          <w:sz w:val="22"/>
+        </w:rPr>
+        <w:t>Object의 고유한 id 값을 부여하기 위한 작업도 했었는데 오브젝트 풀링을 사용 하기 위해서는 적용하면 오브젝트 찾기가 훨씬 쉬워지겠지만 오브젝트의 아이디 말고 이름으로 찾기가 가능하므로 일단 롤백 했다.</w:t>
       </w:r>
     </w:p>
     <w:p>
@@ -466,6 +1535,59 @@
             <w:pPr>
               <w:jc w:val="left"/>
             </w:pPr>
+            <w:r>
+              <w:rPr>
+                <w:rFonts w:hint="eastAsia"/>
+              </w:rPr>
+              <w:t>씬관리 책임 변경 필요</w:t>
+            </w:r>
+          </w:p>
+          <w:p>
+            <w:pPr>
+              <w:jc w:val="left"/>
+            </w:pPr>
+            <w:r>
+              <w:rPr>
+                <w:rFonts w:hint="eastAsia"/>
+              </w:rPr>
+              <w:t>렌더링 책임 변경 필요</w:t>
+            </w:r>
+          </w:p>
+          <w:p>
+            <w:pPr>
+              <w:jc w:val="left"/>
+            </w:pPr>
+            <w:r>
+              <w:rPr>
+                <w:rFonts w:hint="eastAsia"/>
+              </w:rPr>
+              <w:t>오브젝트 생성 방식 변경</w:t>
+            </w:r>
+          </w:p>
+          <w:p>
+            <w:pPr>
+              <w:jc w:val="left"/>
+            </w:pPr>
+            <w:r>
+              <w:rPr>
+                <w:rFonts w:hint="eastAsia"/>
+              </w:rPr>
+              <w:t>초기화 중앙집중</w:t>
+            </w:r>
+          </w:p>
+          <w:p>
+            <w:pPr>
+              <w:jc w:val="left"/>
+              <w:rPr>
+                <w:rFonts w:hint="eastAsia"/>
+              </w:rPr>
+            </w:pPr>
+            <w:r>
+              <w:rPr>
+                <w:rFonts w:hint="eastAsia"/>
+              </w:rPr>
+              <w:t>씬 전환</w:t>
+            </w:r>
           </w:p>
         </w:tc>
         <w:tc>
@@ -502,6 +1624,28 @@
                 <w:szCs w:val="20"/>
               </w:rPr>
             </w:pPr>
+            <w:r>
+              <w:rPr>
+                <w:rFonts w:hint="eastAsia"/>
+                <w:szCs w:val="20"/>
+              </w:rPr>
+              <w:t>씬 매니저, 렌더링 매니저, 오브젝트 매니저, 초기화 한곳에서해야함</w:t>
+            </w:r>
+          </w:p>
+          <w:p>
+            <w:pPr>
+              <w:rPr>
+                <w:rFonts w:hint="eastAsia"/>
+                <w:szCs w:val="20"/>
+              </w:rPr>
+            </w:pPr>
+            <w:r>
+              <w:rPr>
+                <w:rFonts w:hint="eastAsia"/>
+                <w:szCs w:val="20"/>
+              </w:rPr>
+              <w:t>씬 전환시 순서 주의하면서 변경될 수 있도록 설정</w:t>
+            </w:r>
           </w:p>
         </w:tc>
       </w:tr>
@@ -655,6 +1799,7 @@
                 <w:b/>
                 <w:sz w:val="22"/>
               </w:rPr>
+              <w:lastRenderedPageBreak/>
               <w:t>다음주 할 일</w:t>
             </w:r>
           </w:p>
@@ -699,58 +1844,29 @@
                 <w:b/>
                 <w:bCs/>
               </w:rPr>
-              <w:t>J</w:t>
-            </w:r>
-            <w:bookmarkStart w:id="1" w:name="_GoBack"/>
-            <w:bookmarkEnd w:id="1"/>
-            <w:r>
-              <w:rPr>
+              <w:t xml:space="preserve">JSON </w:t>
+            </w:r>
+            <w:r>
+              <w:rPr>
+                <w:rFonts w:hint="eastAsia"/>
                 <w:b/>
                 <w:bCs/>
               </w:rPr>
-              <w:t xml:space="preserve">SON </w:t>
-            </w:r>
-            <w:r>
-              <w:rPr>
-                <w:rFonts w:hint="eastAsia"/>
+              <w:t xml:space="preserve">파일의 메쉬들에게 필요한 </w:t>
+            </w:r>
+            <w:r>
+              <w:rPr>
                 <w:b/>
                 <w:bCs/>
               </w:rPr>
-              <w:t xml:space="preserve">파일의 </w:t>
-            </w:r>
-            <w:proofErr w:type="spellStart"/>
+              <w:t>dds</w:t>
+            </w:r>
             <w:r>
               <w:rPr>
                 <w:rFonts w:hint="eastAsia"/>
                 <w:b/>
                 <w:bCs/>
               </w:rPr>
-              <w:t>메쉬들에게</w:t>
-            </w:r>
-            <w:proofErr w:type="spellEnd"/>
-            <w:r>
-              <w:rPr>
-                <w:rFonts w:hint="eastAsia"/>
-                <w:b/>
-                <w:bCs/>
-              </w:rPr>
-              <w:t xml:space="preserve"> 필요한 </w:t>
-            </w:r>
-            <w:proofErr w:type="spellStart"/>
-            <w:r>
-              <w:rPr>
-                <w:b/>
-                <w:bCs/>
-              </w:rPr>
-              <w:t>dds</w:t>
-            </w:r>
-            <w:proofErr w:type="spellEnd"/>
-            <w:r>
-              <w:rPr>
-                <w:rFonts w:hint="eastAsia"/>
-                <w:b/>
-                <w:bCs/>
-              </w:rPr>
               <w:t>파일 생성</w:t>
             </w:r>
             <w:r>
@@ -758,6 +1874,21 @@
                 <w:szCs w:val="20"/>
               </w:rPr>
               <w:t xml:space="preserve"> </w:t>
+            </w:r>
+          </w:p>
+          <w:p>
+            <w:pPr>
+              <w:rPr>
+                <w:rFonts w:hint="eastAsia"/>
+                <w:szCs w:val="20"/>
+              </w:rPr>
+            </w:pPr>
+            <w:r>
+              <w:rPr>
+                <w:rFonts w:hint="eastAsia"/>
+                <w:szCs w:val="20"/>
+              </w:rPr>
+              <w:t>아키텍쳐, 오브젝트 및 리소스 생성 로직 변경, 컴포넌트 생성 필요</w:t>
             </w:r>
           </w:p>
         </w:tc>
@@ -841,7 +1972,7 @@
 </file>
 
 <file path=word/endnotes.xml><?xml version="1.0" encoding="utf-8"?>
-<w:endnotes xmlns:wpc="http://schemas.microsoft.com/office/word/2010/wordprocessingCanvas" xmlns:cx="http://schemas.microsoft.com/office/drawing/2014/chartex" xmlns:cx1="http://schemas.microsoft.com/office/drawing/2015/9/8/chartex" xmlns:cx2="http://schemas.microsoft.com/office/drawing/2015/10/21/chartex" xmlns:cx3="http://schemas.microsoft.com/office/drawing/2016/5/9/chartex" xmlns:cx4="http://schemas.microsoft.com/office/drawing/2016/5/10/chartex" xmlns:cx5="http://schemas.microsoft.com/office/drawing/2016/5/11/chartex" xmlns:cx6="http://schemas.microsoft.com/office/drawing/2016/5/12/chartex" xmlns:cx7="http://schemas.microsoft.com/office/drawing/2016/5/13/chartex" xmlns:cx8="http://schemas.microsoft.com/office/drawing/2016/5/14/chartex" xmlns:mc="http://schemas.openxmlformats.org/markup-compatibility/2006" xmlns:aink="http://schemas.microsoft.com/office/drawing/2016/ink" xmlns:am3d="http://schemas.microsoft.com/office/drawing/2017/model3d" xmlns:o="urn:schemas-microsoft-com:office:office" xmlns:r="http://schemas.openxmlformats.org/officeDocument/2006/relationships" xmlns:m="http://schemas.openxmlformats.org/officeDocument/2006/math" xmlns:v="urn:schemas-microsoft-com:vml" xmlns:wp14="http://schemas.microsoft.com/office/word/2010/wordprocessingDrawing" xmlns:wp="http://schemas.openxmlformats.org/drawingml/2006/wordprocessingDrawing" xmlns:w10="urn:schemas-microsoft-com:office:word" xmlns:w="http://schemas.openxmlformats.org/wordprocessingml/2006/main" xmlns:w14="http://schemas.microsoft.com/office/word/2010/wordml" xmlns:w15="http://schemas.microsoft.com/office/word/2012/wordml" xmlns:w16cid="http://schemas.microsoft.com/office/word/2016/wordml/cid" xmlns:w16se="http://schemas.microsoft.com/office/word/2015/wordml/symex" xmlns:wpg="http://schemas.microsoft.com/office/word/2010/wordprocessingGroup" xmlns:wpi="http://schemas.microsoft.com/office/word/2010/wordprocessingInk" xmlns:wne="http://schemas.microsoft.com/office/word/2006/wordml" xmlns:wps="http://schemas.microsoft.com/office/word/2010/wordprocessingShape" mc:Ignorable="w14 w15 w16se w16cid wp14">
+<w:endnotes xmlns:wpc="http://schemas.microsoft.com/office/word/2010/wordprocessingCanvas" xmlns:cx="http://schemas.microsoft.com/office/drawing/2014/chartex" xmlns:cx1="http://schemas.microsoft.com/office/drawing/2015/9/8/chartex" xmlns:cx2="http://schemas.microsoft.com/office/drawing/2015/10/21/chartex" xmlns:cx3="http://schemas.microsoft.com/office/drawing/2016/5/9/chartex" xmlns:cx4="http://schemas.microsoft.com/office/drawing/2016/5/10/chartex" xmlns:cx5="http://schemas.microsoft.com/office/drawing/2016/5/11/chartex" xmlns:cx6="http://schemas.microsoft.com/office/drawing/2016/5/12/chartex" xmlns:cx7="http://schemas.microsoft.com/office/drawing/2016/5/13/chartex" xmlns:cx8="http://schemas.microsoft.com/office/drawing/2016/5/14/chartex" xmlns:mc="http://schemas.openxmlformats.org/markup-compatibility/2006" xmlns:aink="http://schemas.microsoft.com/office/drawing/2016/ink" xmlns:am3d="http://schemas.microsoft.com/office/drawing/2017/model3d" xmlns:o="urn:schemas-microsoft-com:office:office" xmlns:oel="http://schemas.microsoft.com/office/2019/extlst" xmlns:r="http://schemas.openxmlformats.org/officeDocument/2006/relationships" xmlns:m="http://schemas.openxmlformats.org/officeDocument/2006/math" xmlns:v="urn:schemas-microsoft-com:vml" xmlns:wp14="http://schemas.microsoft.com/office/word/2010/wordprocessingDrawing" xmlns:wp="http://schemas.openxmlformats.org/drawingml/2006/wordprocessingDrawing" xmlns:w10="urn:schemas-microsoft-com:office:word" xmlns:w="http://schemas.openxmlformats.org/wordprocessingml/2006/main" xmlns:w14="http://schemas.microsoft.com/office/word/2010/wordml" xmlns:w15="http://schemas.microsoft.com/office/word/2012/wordml" xmlns:w16cex="http://schemas.microsoft.com/office/word/2018/wordml/cex" xmlns:w16cid="http://schemas.microsoft.com/office/word/2016/wordml/cid" xmlns:w16="http://schemas.microsoft.com/office/word/2018/wordml" xmlns:w16du="http://schemas.microsoft.com/office/word/2023/wordml/word16du" xmlns:w16sdtdh="http://schemas.microsoft.com/office/word/2020/wordml/sdtdatahash" xmlns:w16sdtfl="http://schemas.microsoft.com/office/word/2024/wordml/sdtformatlock" xmlns:w16se="http://schemas.microsoft.com/office/word/2015/wordml/symex" xmlns:wpg="http://schemas.microsoft.com/office/word/2010/wordprocessingGroup" xmlns:wpi="http://schemas.microsoft.com/office/word/2010/wordprocessingInk" xmlns:wne="http://schemas.microsoft.com/office/word/2006/wordml" xmlns:wps="http://schemas.microsoft.com/office/word/2010/wordprocessingShape" mc:Ignorable="w14 w15 w16se w16cid w16 w16cex w16sdtdh w16sdtfl w16du wp14">
   <w:endnote w:type="separator" w:id="-1">
     <w:p>
       <w:pPr>
@@ -866,7 +1997,7 @@
 </file>
 
 <file path=word/footnotes.xml><?xml version="1.0" encoding="utf-8"?>
-<w:footnotes xmlns:wpc="http://schemas.microsoft.com/office/word/2010/wordprocessingCanvas" xmlns:cx="http://schemas.microsoft.com/office/drawing/2014/chartex" xmlns:cx1="http://schemas.microsoft.com/office/drawing/2015/9/8/chartex" xmlns:cx2="http://schemas.microsoft.com/office/drawing/2015/10/21/chartex" xmlns:cx3="http://schemas.microsoft.com/office/drawing/2016/5/9/chartex" xmlns:cx4="http://schemas.microsoft.com/office/drawing/2016/5/10/chartex" xmlns:cx5="http://schemas.microsoft.com/office/drawing/2016/5/11/chartex" xmlns:cx6="http://schemas.microsoft.com/office/drawing/2016/5/12/chartex" xmlns:cx7="http://schemas.microsoft.com/office/drawing/2016/5/13/chartex" xmlns:cx8="http://schemas.microsoft.com/office/drawing/2016/5/14/chartex" xmlns:mc="http://schemas.openxmlformats.org/markup-compatibility/2006" xmlns:aink="http://schemas.microsoft.com/office/drawing/2016/ink" xmlns:am3d="http://schemas.microsoft.com/office/drawing/2017/model3d" xmlns:o="urn:schemas-microsoft-com:office:office" xmlns:r="http://schemas.openxmlformats.org/officeDocument/2006/relationships" xmlns:m="http://schemas.openxmlformats.org/officeDocument/2006/math" xmlns:v="urn:schemas-microsoft-com:vml" xmlns:wp14="http://schemas.microsoft.com/office/word/2010/wordprocessingDrawing" xmlns:wp="http://schemas.openxmlformats.org/drawingml/2006/wordprocessingDrawing" xmlns:w10="urn:schemas-microsoft-com:office:word" xmlns:w="http://schemas.openxmlformats.org/wordprocessingml/2006/main" xmlns:w14="http://schemas.microsoft.com/office/word/2010/wordml" xmlns:w15="http://schemas.microsoft.com/office/word/2012/wordml" xmlns:w16cid="http://schemas.microsoft.com/office/word/2016/wordml/cid" xmlns:w16se="http://schemas.microsoft.com/office/word/2015/wordml/symex" xmlns:wpg="http://schemas.microsoft.com/office/word/2010/wordprocessingGroup" xmlns:wpi="http://schemas.microsoft.com/office/word/2010/wordprocessingInk" xmlns:wne="http://schemas.microsoft.com/office/word/2006/wordml" xmlns:wps="http://schemas.microsoft.com/office/word/2010/wordprocessingShape" mc:Ignorable="w14 w15 w16se w16cid wp14">
+<w:footnotes xmlns:wpc="http://schemas.microsoft.com/office/word/2010/wordprocessingCanvas" xmlns:cx="http://schemas.microsoft.com/office/drawing/2014/chartex" xmlns:cx1="http://schemas.microsoft.com/office/drawing/2015/9/8/chartex" xmlns:cx2="http://schemas.microsoft.com/office/drawing/2015/10/21/chartex" xmlns:cx3="http://schemas.microsoft.com/office/drawing/2016/5/9/chartex" xmlns:cx4="http://schemas.microsoft.com/office/drawing/2016/5/10/chartex" xmlns:cx5="http://schemas.microsoft.com/office/drawing/2016/5/11/chartex" xmlns:cx6="http://schemas.microsoft.com/office/drawing/2016/5/12/chartex" xmlns:cx7="http://schemas.microsoft.com/office/drawing/2016/5/13/chartex" xmlns:cx8="http://schemas.microsoft.com/office/drawing/2016/5/14/chartex" xmlns:mc="http://schemas.openxmlformats.org/markup-compatibility/2006" xmlns:aink="http://schemas.microsoft.com/office/drawing/2016/ink" xmlns:am3d="http://schemas.microsoft.com/office/drawing/2017/model3d" xmlns:o="urn:schemas-microsoft-com:office:office" xmlns:oel="http://schemas.microsoft.com/office/2019/extlst" xmlns:r="http://schemas.openxmlformats.org/officeDocument/2006/relationships" xmlns:m="http://schemas.openxmlformats.org/officeDocument/2006/math" xmlns:v="urn:schemas-microsoft-com:vml" xmlns:wp14="http://schemas.microsoft.com/office/word/2010/wordprocessingDrawing" xmlns:wp="http://schemas.openxmlformats.org/drawingml/2006/wordprocessingDrawing" xmlns:w10="urn:schemas-microsoft-com:office:word" xmlns:w="http://schemas.openxmlformats.org/wordprocessingml/2006/main" xmlns:w14="http://schemas.microsoft.com/office/word/2010/wordml" xmlns:w15="http://schemas.microsoft.com/office/word/2012/wordml" xmlns:w16cex="http://schemas.microsoft.com/office/word/2018/wordml/cex" xmlns:w16cid="http://schemas.microsoft.com/office/word/2016/wordml/cid" xmlns:w16="http://schemas.microsoft.com/office/word/2018/wordml" xmlns:w16du="http://schemas.microsoft.com/office/word/2023/wordml/word16du" xmlns:w16sdtdh="http://schemas.microsoft.com/office/word/2020/wordml/sdtdatahash" xmlns:w16sdtfl="http://schemas.microsoft.com/office/word/2024/wordml/sdtformatlock" xmlns:w16se="http://schemas.microsoft.com/office/word/2015/wordml/symex" xmlns:wpg="http://schemas.microsoft.com/office/word/2010/wordprocessingGroup" xmlns:wpi="http://schemas.microsoft.com/office/word/2010/wordprocessingInk" xmlns:wne="http://schemas.microsoft.com/office/word/2006/wordml" xmlns:wps="http://schemas.microsoft.com/office/word/2010/wordprocessingShape" mc:Ignorable="w14 w15 w16se w16cid w16 w16cex w16sdtdh w16sdtfl w16du wp14">
   <w:footnote w:type="separator" w:id="-1">
     <w:p>
       <w:pPr>
@@ -890,8 +2021,494 @@
 </w:footnotes>
 </file>
 
+<file path=word/numbering.xml><?xml version="1.0" encoding="utf-8"?>
+<w:numbering xmlns:wpc="http://schemas.microsoft.com/office/word/2010/wordprocessingCanvas" xmlns:cx="http://schemas.microsoft.com/office/drawing/2014/chartex" xmlns:cx1="http://schemas.microsoft.com/office/drawing/2015/9/8/chartex" xmlns:cx2="http://schemas.microsoft.com/office/drawing/2015/10/21/chartex" xmlns:cx3="http://schemas.microsoft.com/office/drawing/2016/5/9/chartex" xmlns:cx4="http://schemas.microsoft.com/office/drawing/2016/5/10/chartex" xmlns:cx5="http://schemas.microsoft.com/office/drawing/2016/5/11/chartex" xmlns:cx6="http://schemas.microsoft.com/office/drawing/2016/5/12/chartex" xmlns:cx7="http://schemas.microsoft.com/office/drawing/2016/5/13/chartex" xmlns:cx8="http://schemas.microsoft.com/office/drawing/2016/5/14/chartex" xmlns:mc="http://schemas.openxmlformats.org/markup-compatibility/2006" xmlns:aink="http://schemas.microsoft.com/office/drawing/2016/ink" xmlns:am3d="http://schemas.microsoft.com/office/drawing/2017/model3d" xmlns:o="urn:schemas-microsoft-com:office:office" xmlns:oel="http://schemas.microsoft.com/office/2019/extlst" xmlns:r="http://schemas.openxmlformats.org/officeDocument/2006/relationships" xmlns:m="http://schemas.openxmlformats.org/officeDocument/2006/math" xmlns:v="urn:schemas-microsoft-com:vml" xmlns:wp14="http://schemas.microsoft.com/office/word/2010/wordprocessingDrawing" xmlns:wp="http://schemas.openxmlformats.org/drawingml/2006/wordprocessingDrawing" xmlns:w10="urn:schemas-microsoft-com:office:word" xmlns:w="http://schemas.openxmlformats.org/wordprocessingml/2006/main" xmlns:w14="http://schemas.microsoft.com/office/word/2010/wordml" xmlns:w15="http://schemas.microsoft.com/office/word/2012/wordml" xmlns:w16cex="http://schemas.microsoft.com/office/word/2018/wordml/cex" xmlns:w16cid="http://schemas.microsoft.com/office/word/2016/wordml/cid" xmlns:w16="http://schemas.microsoft.com/office/word/2018/wordml" xmlns:w16du="http://schemas.microsoft.com/office/word/2023/wordml/word16du" xmlns:w16sdtdh="http://schemas.microsoft.com/office/word/2020/wordml/sdtdatahash" xmlns:w16sdtfl="http://schemas.microsoft.com/office/word/2024/wordml/sdtformatlock" xmlns:w16se="http://schemas.microsoft.com/office/word/2015/wordml/symex" xmlns:wpg="http://schemas.microsoft.com/office/word/2010/wordprocessingGroup" xmlns:wpi="http://schemas.microsoft.com/office/word/2010/wordprocessingInk" xmlns:wne="http://schemas.microsoft.com/office/word/2006/wordml" xmlns:wps="http://schemas.microsoft.com/office/word/2010/wordprocessingShape" mc:Ignorable="w14 w15 w16se w16cid w16 w16cex w16sdtdh w16sdtfl w16du wp14">
+  <w:abstractNum w:abstractNumId="0" w15:restartNumberingAfterBreak="0">
+    <w:nsid w:val="119B1B1B"/>
+    <w:multiLevelType w:val="hybridMultilevel"/>
+    <w:tmpl w:val="FBA4766E"/>
+    <w:lvl w:ilvl="0" w:tplc="5FCED8F0">
+      <w:numFmt w:val="bullet"/>
+      <w:lvlText w:val="-"/>
+      <w:lvlJc w:val="left"/>
+      <w:pPr>
+        <w:ind w:left="1155" w:hanging="360"/>
+      </w:pPr>
+      <w:rPr>
+        <w:rFonts w:ascii="맑은 고딕" w:eastAsia="맑은 고딕" w:hAnsi="맑은 고딕" w:cstheme="minorEastAsia" w:hint="eastAsia"/>
+      </w:rPr>
+    </w:lvl>
+    <w:lvl w:ilvl="1" w:tplc="04090003" w:tentative="1">
+      <w:start w:val="1"/>
+      <w:numFmt w:val="bullet"/>
+      <w:lvlText w:val=""/>
+      <w:lvlJc w:val="left"/>
+      <w:pPr>
+        <w:ind w:left="1675" w:hanging="440"/>
+      </w:pPr>
+      <w:rPr>
+        <w:rFonts w:ascii="Wingdings" w:hAnsi="Wingdings" w:hint="default"/>
+      </w:rPr>
+    </w:lvl>
+    <w:lvl w:ilvl="2" w:tplc="04090005" w:tentative="1">
+      <w:start w:val="1"/>
+      <w:numFmt w:val="bullet"/>
+      <w:lvlText w:val=""/>
+      <w:lvlJc w:val="left"/>
+      <w:pPr>
+        <w:ind w:left="2115" w:hanging="440"/>
+      </w:pPr>
+      <w:rPr>
+        <w:rFonts w:ascii="Wingdings" w:hAnsi="Wingdings" w:hint="default"/>
+      </w:rPr>
+    </w:lvl>
+    <w:lvl w:ilvl="3" w:tplc="04090001" w:tentative="1">
+      <w:start w:val="1"/>
+      <w:numFmt w:val="bullet"/>
+      <w:lvlText w:val=""/>
+      <w:lvlJc w:val="left"/>
+      <w:pPr>
+        <w:ind w:left="2555" w:hanging="440"/>
+      </w:pPr>
+      <w:rPr>
+        <w:rFonts w:ascii="Wingdings" w:hAnsi="Wingdings" w:hint="default"/>
+      </w:rPr>
+    </w:lvl>
+    <w:lvl w:ilvl="4" w:tplc="04090003" w:tentative="1">
+      <w:start w:val="1"/>
+      <w:numFmt w:val="bullet"/>
+      <w:lvlText w:val=""/>
+      <w:lvlJc w:val="left"/>
+      <w:pPr>
+        <w:ind w:left="2995" w:hanging="440"/>
+      </w:pPr>
+      <w:rPr>
+        <w:rFonts w:ascii="Wingdings" w:hAnsi="Wingdings" w:hint="default"/>
+      </w:rPr>
+    </w:lvl>
+    <w:lvl w:ilvl="5" w:tplc="04090005" w:tentative="1">
+      <w:start w:val="1"/>
+      <w:numFmt w:val="bullet"/>
+      <w:lvlText w:val=""/>
+      <w:lvlJc w:val="left"/>
+      <w:pPr>
+        <w:ind w:left="3435" w:hanging="440"/>
+      </w:pPr>
+      <w:rPr>
+        <w:rFonts w:ascii="Wingdings" w:hAnsi="Wingdings" w:hint="default"/>
+      </w:rPr>
+    </w:lvl>
+    <w:lvl w:ilvl="6" w:tplc="04090001" w:tentative="1">
+      <w:start w:val="1"/>
+      <w:numFmt w:val="bullet"/>
+      <w:lvlText w:val=""/>
+      <w:lvlJc w:val="left"/>
+      <w:pPr>
+        <w:ind w:left="3875" w:hanging="440"/>
+      </w:pPr>
+      <w:rPr>
+        <w:rFonts w:ascii="Wingdings" w:hAnsi="Wingdings" w:hint="default"/>
+      </w:rPr>
+    </w:lvl>
+    <w:lvl w:ilvl="7" w:tplc="04090003" w:tentative="1">
+      <w:start w:val="1"/>
+      <w:numFmt w:val="bullet"/>
+      <w:lvlText w:val=""/>
+      <w:lvlJc w:val="left"/>
+      <w:pPr>
+        <w:ind w:left="4315" w:hanging="440"/>
+      </w:pPr>
+      <w:rPr>
+        <w:rFonts w:ascii="Wingdings" w:hAnsi="Wingdings" w:hint="default"/>
+      </w:rPr>
+    </w:lvl>
+    <w:lvl w:ilvl="8" w:tplc="04090005" w:tentative="1">
+      <w:start w:val="1"/>
+      <w:numFmt w:val="bullet"/>
+      <w:lvlText w:val=""/>
+      <w:lvlJc w:val="left"/>
+      <w:pPr>
+        <w:ind w:left="4755" w:hanging="440"/>
+      </w:pPr>
+      <w:rPr>
+        <w:rFonts w:ascii="Wingdings" w:hAnsi="Wingdings" w:hint="default"/>
+      </w:rPr>
+    </w:lvl>
+  </w:abstractNum>
+  <w:abstractNum w:abstractNumId="1" w15:restartNumberingAfterBreak="0">
+    <w:nsid w:val="1FAB2BC9"/>
+    <w:multiLevelType w:val="hybridMultilevel"/>
+    <w:tmpl w:val="932A1E1A"/>
+    <w:lvl w:ilvl="0" w:tplc="B3B49BDA">
+      <w:numFmt w:val="bullet"/>
+      <w:lvlText w:val="-"/>
+      <w:lvlJc w:val="left"/>
+      <w:pPr>
+        <w:ind w:left="800" w:hanging="360"/>
+      </w:pPr>
+      <w:rPr>
+        <w:rFonts w:ascii="맑은 고딕" w:eastAsia="맑은 고딕" w:hAnsi="맑은 고딕" w:cstheme="minorEastAsia" w:hint="eastAsia"/>
+      </w:rPr>
+    </w:lvl>
+    <w:lvl w:ilvl="1" w:tplc="04090003" w:tentative="1">
+      <w:start w:val="1"/>
+      <w:numFmt w:val="bullet"/>
+      <w:lvlText w:val=""/>
+      <w:lvlJc w:val="left"/>
+      <w:pPr>
+        <w:ind w:left="1320" w:hanging="440"/>
+      </w:pPr>
+      <w:rPr>
+        <w:rFonts w:ascii="Wingdings" w:hAnsi="Wingdings" w:hint="default"/>
+      </w:rPr>
+    </w:lvl>
+    <w:lvl w:ilvl="2" w:tplc="04090005" w:tentative="1">
+      <w:start w:val="1"/>
+      <w:numFmt w:val="bullet"/>
+      <w:lvlText w:val=""/>
+      <w:lvlJc w:val="left"/>
+      <w:pPr>
+        <w:ind w:left="1760" w:hanging="440"/>
+      </w:pPr>
+      <w:rPr>
+        <w:rFonts w:ascii="Wingdings" w:hAnsi="Wingdings" w:hint="default"/>
+      </w:rPr>
+    </w:lvl>
+    <w:lvl w:ilvl="3" w:tplc="04090001" w:tentative="1">
+      <w:start w:val="1"/>
+      <w:numFmt w:val="bullet"/>
+      <w:lvlText w:val=""/>
+      <w:lvlJc w:val="left"/>
+      <w:pPr>
+        <w:ind w:left="2200" w:hanging="440"/>
+      </w:pPr>
+      <w:rPr>
+        <w:rFonts w:ascii="Wingdings" w:hAnsi="Wingdings" w:hint="default"/>
+      </w:rPr>
+    </w:lvl>
+    <w:lvl w:ilvl="4" w:tplc="04090003" w:tentative="1">
+      <w:start w:val="1"/>
+      <w:numFmt w:val="bullet"/>
+      <w:lvlText w:val=""/>
+      <w:lvlJc w:val="left"/>
+      <w:pPr>
+        <w:ind w:left="2640" w:hanging="440"/>
+      </w:pPr>
+      <w:rPr>
+        <w:rFonts w:ascii="Wingdings" w:hAnsi="Wingdings" w:hint="default"/>
+      </w:rPr>
+    </w:lvl>
+    <w:lvl w:ilvl="5" w:tplc="04090005" w:tentative="1">
+      <w:start w:val="1"/>
+      <w:numFmt w:val="bullet"/>
+      <w:lvlText w:val=""/>
+      <w:lvlJc w:val="left"/>
+      <w:pPr>
+        <w:ind w:left="3080" w:hanging="440"/>
+      </w:pPr>
+      <w:rPr>
+        <w:rFonts w:ascii="Wingdings" w:hAnsi="Wingdings" w:hint="default"/>
+      </w:rPr>
+    </w:lvl>
+    <w:lvl w:ilvl="6" w:tplc="04090001" w:tentative="1">
+      <w:start w:val="1"/>
+      <w:numFmt w:val="bullet"/>
+      <w:lvlText w:val=""/>
+      <w:lvlJc w:val="left"/>
+      <w:pPr>
+        <w:ind w:left="3520" w:hanging="440"/>
+      </w:pPr>
+      <w:rPr>
+        <w:rFonts w:ascii="Wingdings" w:hAnsi="Wingdings" w:hint="default"/>
+      </w:rPr>
+    </w:lvl>
+    <w:lvl w:ilvl="7" w:tplc="04090003" w:tentative="1">
+      <w:start w:val="1"/>
+      <w:numFmt w:val="bullet"/>
+      <w:lvlText w:val=""/>
+      <w:lvlJc w:val="left"/>
+      <w:pPr>
+        <w:ind w:left="3960" w:hanging="440"/>
+      </w:pPr>
+      <w:rPr>
+        <w:rFonts w:ascii="Wingdings" w:hAnsi="Wingdings" w:hint="default"/>
+      </w:rPr>
+    </w:lvl>
+    <w:lvl w:ilvl="8" w:tplc="04090005" w:tentative="1">
+      <w:start w:val="1"/>
+      <w:numFmt w:val="bullet"/>
+      <w:lvlText w:val=""/>
+      <w:lvlJc w:val="left"/>
+      <w:pPr>
+        <w:ind w:left="4400" w:hanging="440"/>
+      </w:pPr>
+      <w:rPr>
+        <w:rFonts w:ascii="Wingdings" w:hAnsi="Wingdings" w:hint="default"/>
+      </w:rPr>
+    </w:lvl>
+  </w:abstractNum>
+  <w:abstractNum w:abstractNumId="2" w15:restartNumberingAfterBreak="0">
+    <w:nsid w:val="4C9419AD"/>
+    <w:multiLevelType w:val="hybridMultilevel"/>
+    <w:tmpl w:val="B5DC444C"/>
+    <w:lvl w:ilvl="0" w:tplc="BB4CDFF8">
+      <w:numFmt w:val="bullet"/>
+      <w:lvlText w:val="-"/>
+      <w:lvlJc w:val="left"/>
+      <w:pPr>
+        <w:ind w:left="800" w:hanging="360"/>
+      </w:pPr>
+      <w:rPr>
+        <w:rFonts w:ascii="맑은 고딕" w:eastAsia="맑은 고딕" w:hAnsi="맑은 고딕" w:cstheme="minorEastAsia" w:hint="eastAsia"/>
+      </w:rPr>
+    </w:lvl>
+    <w:lvl w:ilvl="1" w:tplc="04090003" w:tentative="1">
+      <w:start w:val="1"/>
+      <w:numFmt w:val="bullet"/>
+      <w:lvlText w:val=""/>
+      <w:lvlJc w:val="left"/>
+      <w:pPr>
+        <w:ind w:left="1320" w:hanging="440"/>
+      </w:pPr>
+      <w:rPr>
+        <w:rFonts w:ascii="Wingdings" w:hAnsi="Wingdings" w:hint="default"/>
+      </w:rPr>
+    </w:lvl>
+    <w:lvl w:ilvl="2" w:tplc="04090005" w:tentative="1">
+      <w:start w:val="1"/>
+      <w:numFmt w:val="bullet"/>
+      <w:lvlText w:val=""/>
+      <w:lvlJc w:val="left"/>
+      <w:pPr>
+        <w:ind w:left="1760" w:hanging="440"/>
+      </w:pPr>
+      <w:rPr>
+        <w:rFonts w:ascii="Wingdings" w:hAnsi="Wingdings" w:hint="default"/>
+      </w:rPr>
+    </w:lvl>
+    <w:lvl w:ilvl="3" w:tplc="04090001" w:tentative="1">
+      <w:start w:val="1"/>
+      <w:numFmt w:val="bullet"/>
+      <w:lvlText w:val=""/>
+      <w:lvlJc w:val="left"/>
+      <w:pPr>
+        <w:ind w:left="2200" w:hanging="440"/>
+      </w:pPr>
+      <w:rPr>
+        <w:rFonts w:ascii="Wingdings" w:hAnsi="Wingdings" w:hint="default"/>
+      </w:rPr>
+    </w:lvl>
+    <w:lvl w:ilvl="4" w:tplc="04090003" w:tentative="1">
+      <w:start w:val="1"/>
+      <w:numFmt w:val="bullet"/>
+      <w:lvlText w:val=""/>
+      <w:lvlJc w:val="left"/>
+      <w:pPr>
+        <w:ind w:left="2640" w:hanging="440"/>
+      </w:pPr>
+      <w:rPr>
+        <w:rFonts w:ascii="Wingdings" w:hAnsi="Wingdings" w:hint="default"/>
+      </w:rPr>
+    </w:lvl>
+    <w:lvl w:ilvl="5" w:tplc="04090005" w:tentative="1">
+      <w:start w:val="1"/>
+      <w:numFmt w:val="bullet"/>
+      <w:lvlText w:val=""/>
+      <w:lvlJc w:val="left"/>
+      <w:pPr>
+        <w:ind w:left="3080" w:hanging="440"/>
+      </w:pPr>
+      <w:rPr>
+        <w:rFonts w:ascii="Wingdings" w:hAnsi="Wingdings" w:hint="default"/>
+      </w:rPr>
+    </w:lvl>
+    <w:lvl w:ilvl="6" w:tplc="04090001" w:tentative="1">
+      <w:start w:val="1"/>
+      <w:numFmt w:val="bullet"/>
+      <w:lvlText w:val=""/>
+      <w:lvlJc w:val="left"/>
+      <w:pPr>
+        <w:ind w:left="3520" w:hanging="440"/>
+      </w:pPr>
+      <w:rPr>
+        <w:rFonts w:ascii="Wingdings" w:hAnsi="Wingdings" w:hint="default"/>
+      </w:rPr>
+    </w:lvl>
+    <w:lvl w:ilvl="7" w:tplc="04090003" w:tentative="1">
+      <w:start w:val="1"/>
+      <w:numFmt w:val="bullet"/>
+      <w:lvlText w:val=""/>
+      <w:lvlJc w:val="left"/>
+      <w:pPr>
+        <w:ind w:left="3960" w:hanging="440"/>
+      </w:pPr>
+      <w:rPr>
+        <w:rFonts w:ascii="Wingdings" w:hAnsi="Wingdings" w:hint="default"/>
+      </w:rPr>
+    </w:lvl>
+    <w:lvl w:ilvl="8" w:tplc="04090005" w:tentative="1">
+      <w:start w:val="1"/>
+      <w:numFmt w:val="bullet"/>
+      <w:lvlText w:val=""/>
+      <w:lvlJc w:val="left"/>
+      <w:pPr>
+        <w:ind w:left="4400" w:hanging="440"/>
+      </w:pPr>
+      <w:rPr>
+        <w:rFonts w:ascii="Wingdings" w:hAnsi="Wingdings" w:hint="default"/>
+      </w:rPr>
+    </w:lvl>
+  </w:abstractNum>
+  <w:abstractNum w:abstractNumId="3" w15:restartNumberingAfterBreak="0">
+    <w:nsid w:val="64F31AE5"/>
+    <w:multiLevelType w:val="multilevel"/>
+    <w:tmpl w:val="E3025330"/>
+    <w:lvl w:ilvl="0">
+      <w:start w:val="1"/>
+      <w:numFmt w:val="decimal"/>
+      <w:lvlText w:val="%1."/>
+      <w:lvlJc w:val="left"/>
+      <w:pPr>
+        <w:tabs>
+          <w:tab w:val="num" w:pos="720"/>
+        </w:tabs>
+        <w:ind w:left="720" w:hanging="360"/>
+      </w:pPr>
+    </w:lvl>
+    <w:lvl w:ilvl="1">
+      <w:start w:val="1"/>
+      <w:numFmt w:val="decimal"/>
+      <w:lvlText w:val="%2."/>
+      <w:lvlJc w:val="left"/>
+      <w:pPr>
+        <w:tabs>
+          <w:tab w:val="num" w:pos="1440"/>
+        </w:tabs>
+        <w:ind w:left="1440" w:hanging="360"/>
+      </w:pPr>
+    </w:lvl>
+    <w:lvl w:ilvl="2">
+      <w:start w:val="1"/>
+      <w:numFmt w:val="decimal"/>
+      <w:lvlText w:val="%3."/>
+      <w:lvlJc w:val="left"/>
+      <w:pPr>
+        <w:tabs>
+          <w:tab w:val="num" w:pos="2160"/>
+        </w:tabs>
+        <w:ind w:left="2160" w:hanging="360"/>
+      </w:pPr>
+    </w:lvl>
+    <w:lvl w:ilvl="3" w:tentative="1">
+      <w:start w:val="1"/>
+      <w:numFmt w:val="decimal"/>
+      <w:lvlText w:val="%4."/>
+      <w:lvlJc w:val="left"/>
+      <w:pPr>
+        <w:tabs>
+          <w:tab w:val="num" w:pos="2880"/>
+        </w:tabs>
+        <w:ind w:left="2880" w:hanging="360"/>
+      </w:pPr>
+    </w:lvl>
+    <w:lvl w:ilvl="4" w:tentative="1">
+      <w:start w:val="1"/>
+      <w:numFmt w:val="decimal"/>
+      <w:lvlText w:val="%5."/>
+      <w:lvlJc w:val="left"/>
+      <w:pPr>
+        <w:tabs>
+          <w:tab w:val="num" w:pos="3600"/>
+        </w:tabs>
+        <w:ind w:left="3600" w:hanging="360"/>
+      </w:pPr>
+    </w:lvl>
+    <w:lvl w:ilvl="5" w:tentative="1">
+      <w:start w:val="1"/>
+      <w:numFmt w:val="decimal"/>
+      <w:lvlText w:val="%6."/>
+      <w:lvlJc w:val="left"/>
+      <w:pPr>
+        <w:tabs>
+          <w:tab w:val="num" w:pos="4320"/>
+        </w:tabs>
+        <w:ind w:left="4320" w:hanging="360"/>
+      </w:pPr>
+    </w:lvl>
+    <w:lvl w:ilvl="6" w:tentative="1">
+      <w:start w:val="1"/>
+      <w:numFmt w:val="decimal"/>
+      <w:lvlText w:val="%7."/>
+      <w:lvlJc w:val="left"/>
+      <w:pPr>
+        <w:tabs>
+          <w:tab w:val="num" w:pos="5040"/>
+        </w:tabs>
+        <w:ind w:left="5040" w:hanging="360"/>
+      </w:pPr>
+    </w:lvl>
+    <w:lvl w:ilvl="7" w:tentative="1">
+      <w:start w:val="1"/>
+      <w:numFmt w:val="decimal"/>
+      <w:lvlText w:val="%8."/>
+      <w:lvlJc w:val="left"/>
+      <w:pPr>
+        <w:tabs>
+          <w:tab w:val="num" w:pos="5760"/>
+        </w:tabs>
+        <w:ind w:left="5760" w:hanging="360"/>
+      </w:pPr>
+    </w:lvl>
+    <w:lvl w:ilvl="8" w:tentative="1">
+      <w:start w:val="1"/>
+      <w:numFmt w:val="decimal"/>
+      <w:lvlText w:val="%9."/>
+      <w:lvlJc w:val="left"/>
+      <w:pPr>
+        <w:tabs>
+          <w:tab w:val="num" w:pos="6480"/>
+        </w:tabs>
+        <w:ind w:left="6480" w:hanging="360"/>
+      </w:pPr>
+    </w:lvl>
+  </w:abstractNum>
+  <w:num w:numId="1" w16cid:durableId="1040478813">
+    <w:abstractNumId w:val="0"/>
+  </w:num>
+  <w:num w:numId="2" w16cid:durableId="1767967055">
+    <w:abstractNumId w:val="1"/>
+  </w:num>
+  <w:num w:numId="3" w16cid:durableId="1144157350">
+    <w:abstractNumId w:val="2"/>
+  </w:num>
+  <w:num w:numId="4" w16cid:durableId="1578401715">
+    <w:abstractNumId w:val="3"/>
+  </w:num>
+  <w:num w:numId="5" w16cid:durableId="1138108239">
+    <w:abstractNumId w:val="3"/>
+    <w:lvlOverride w:ilvl="1">
+      <w:lvl w:ilvl="1">
+        <w:numFmt w:val="bullet"/>
+        <w:lvlText w:val="o"/>
+        <w:lvlJc w:val="left"/>
+        <w:pPr>
+          <w:tabs>
+            <w:tab w:val="num" w:pos="1440"/>
+          </w:tabs>
+          <w:ind w:left="1440" w:hanging="360"/>
+        </w:pPr>
+        <w:rPr>
+          <w:rFonts w:ascii="Courier New" w:hAnsi="Courier New" w:hint="default"/>
+          <w:sz w:val="20"/>
+        </w:rPr>
+      </w:lvl>
+    </w:lvlOverride>
+  </w:num>
+</w:numbering>
+</file>
+
 <file path=word/styles.xml><?xml version="1.0" encoding="utf-8"?>
-<w:styles xmlns:mc="http://schemas.openxmlformats.org/markup-compatibility/2006" xmlns:r="http://schemas.openxmlformats.org/officeDocument/2006/relationships" xmlns:w="http://schemas.openxmlformats.org/wordprocessingml/2006/main" xmlns:w14="http://schemas.microsoft.com/office/word/2010/wordml" xmlns:w15="http://schemas.microsoft.com/office/word/2012/wordml" xmlns:w16cid="http://schemas.microsoft.com/office/word/2016/wordml/cid" xmlns:w16se="http://schemas.microsoft.com/office/word/2015/wordml/symex" mc:Ignorable="w14 w15 w16se w16cid">
+<w:styles xmlns:mc="http://schemas.openxmlformats.org/markup-compatibility/2006" xmlns:r="http://schemas.openxmlformats.org/officeDocument/2006/relationships" xmlns:w="http://schemas.openxmlformats.org/wordprocessingml/2006/main" xmlns:w14="http://schemas.microsoft.com/office/word/2010/wordml" xmlns:w15="http://schemas.microsoft.com/office/word/2012/wordml" xmlns:w16cex="http://schemas.microsoft.com/office/word/2018/wordml/cex" xmlns:w16cid="http://schemas.microsoft.com/office/word/2016/wordml/cid" xmlns:w16="http://schemas.microsoft.com/office/word/2018/wordml" xmlns:w16du="http://schemas.microsoft.com/office/word/2023/wordml/word16du" xmlns:w16sdtdh="http://schemas.microsoft.com/office/word/2020/wordml/sdtdatahash" xmlns:w16sdtfl="http://schemas.microsoft.com/office/word/2024/wordml/sdtformatlock" xmlns:w16se="http://schemas.microsoft.com/office/word/2015/wordml/symex" mc:Ignorable="w14 w15 w16se w16cid w16 w16cex w16sdtdh w16sdtfl w16du">
   <w:docDefaults>
     <w:rPrDefault>
       <w:rPr>
@@ -908,7 +2525,7 @@
       </w:pPr>
     </w:pPrDefault>
   </w:docDefaults>
-  <w:latentStyles w:defLockedState="0" w:defUIPriority="0" w:defSemiHidden="0" w:defUnhideWhenUsed="0" w:defQFormat="0" w:count="375">
+  <w:latentStyles w:defLockedState="0" w:defUIPriority="0" w:defSemiHidden="0" w:defUnhideWhenUsed="0" w:defQFormat="0" w:count="376">
     <w:lsdException w:name="Normal" w:qFormat="1"/>
     <w:lsdException w:name="heading 1" w:uiPriority="9" w:qFormat="1"/>
     <w:lsdException w:name="heading 2" w:semiHidden="1" w:uiPriority="9" w:unhideWhenUsed="1" w:qFormat="1"/>
@@ -1179,6 +2796,7 @@
     <w:lsdException w:name="Smart Hyperlink" w:semiHidden="1" w:unhideWhenUsed="1"/>
     <w:lsdException w:name="Hashtag" w:semiHidden="1" w:unhideWhenUsed="1"/>
     <w:lsdException w:name="Unresolved Mention" w:semiHidden="1" w:unhideWhenUsed="1"/>
+    <w:lsdException w:name="Smart Link" w:semiHidden="1" w:uiPriority="99" w:unhideWhenUsed="1"/>
   </w:latentStyles>
   <w:style w:type="paragraph" w:default="1" w:styleId="a">
     <w:name w:val="Normal"/>
@@ -1193,7 +2811,6 @@
   <w:style w:type="character" w:default="1" w:styleId="a0">
     <w:name w:val="Default Paragraph Font"/>
     <w:uiPriority w:val="1"/>
-    <w:semiHidden/>
     <w:unhideWhenUsed/>
   </w:style>
   <w:style w:type="table" w:default="1" w:styleId="a1">

--- a/작업일지/7주차.docx
+++ b/작업일지/7주차.docx
@@ -110,6 +110,7 @@
                 <w:sz w:val="22"/>
               </w:rPr>
             </w:pPr>
+            <w:proofErr w:type="spellStart"/>
             <w:r>
               <w:rPr>
                 <w:rFonts w:hint="eastAsia"/>
@@ -118,6 +119,7 @@
               </w:rPr>
               <w:t>팀명</w:t>
             </w:r>
+            <w:proofErr w:type="spellEnd"/>
           </w:p>
         </w:tc>
         <w:tc>
@@ -133,6 +135,7 @@
                 <w:szCs w:val="24"/>
               </w:rPr>
             </w:pPr>
+            <w:proofErr w:type="spellStart"/>
             <w:r>
               <w:rPr>
                 <w:sz w:val="24"/>
@@ -140,6 +143,7 @@
               </w:rPr>
               <w:t>임박박전설의시작</w:t>
             </w:r>
+            <w:proofErr w:type="spellEnd"/>
           </w:p>
         </w:tc>
       </w:tr>
@@ -372,14 +376,23 @@
                 <w:b/>
                 <w:bCs/>
               </w:rPr>
-              <w:t>프로젝트의 오브젝트 클래스의 리팩토링</w:t>
-            </w:r>
+              <w:t xml:space="preserve">프로젝트의 오브젝트 클래스의 </w:t>
+            </w:r>
+            <w:proofErr w:type="spellStart"/>
+            <w:r>
+              <w:rPr>
+                <w:rFonts w:hint="eastAsia"/>
+                <w:b/>
+                <w:bCs/>
+              </w:rPr>
+              <w:t>리팩토링</w:t>
+            </w:r>
+            <w:proofErr w:type="spellEnd"/>
           </w:p>
           <w:p>
             <w:pPr>
               <w:jc w:val="left"/>
               <w:rPr>
-                <w:rFonts w:hint="eastAsia"/>
                 <w:b/>
                 <w:bCs/>
               </w:rPr>
@@ -426,7 +439,43 @@
           <w:bCs/>
           <w:sz w:val="22"/>
         </w:rPr>
-        <w:t>CLOG, CERROR 구현 → 비주얼 스튜디오 출력창에 출력스트림으로 쉽게 로그와 에러 로그 넣기 쉽게끔 매크로지정</w:t>
+        <w:t xml:space="preserve">CLOG, CERROR 구현 → 비주얼 스튜디오 출력창에 </w:t>
+      </w:r>
+      <w:proofErr w:type="spellStart"/>
+      <w:r>
+        <w:rPr>
+          <w:b/>
+          <w:bCs/>
+          <w:sz w:val="22"/>
+        </w:rPr>
+        <w:t>출력스트림으로</w:t>
+      </w:r>
+      <w:proofErr w:type="spellEnd"/>
+      <w:r>
+        <w:rPr>
+          <w:b/>
+          <w:bCs/>
+          <w:sz w:val="22"/>
+        </w:rPr>
+        <w:t xml:space="preserve"> 쉽게 로그와 에러 로그 넣기 </w:t>
+      </w:r>
+      <w:proofErr w:type="spellStart"/>
+      <w:r>
+        <w:rPr>
+          <w:b/>
+          <w:bCs/>
+          <w:sz w:val="22"/>
+        </w:rPr>
+        <w:t>쉽게끔</w:t>
+      </w:r>
+      <w:proofErr w:type="spellEnd"/>
+      <w:r>
+        <w:rPr>
+          <w:b/>
+          <w:bCs/>
+          <w:sz w:val="22"/>
+        </w:rPr>
+        <w:t xml:space="preserve"> 매크로지정</w:t>
       </w:r>
     </w:p>
     <w:p>
@@ -454,13 +503,23 @@
         </w:rPr>
         <w:t xml:space="preserve"> </w:t>
       </w:r>
-      <w:r>
-        <w:rPr>
-          <w:b/>
-          <w:bCs/>
-          <w:sz w:val="22"/>
-        </w:rPr>
-        <w:t>GameObject 구조를 벤치마킹해와서 구조 변경</w:t>
+      <w:proofErr w:type="spellStart"/>
+      <w:r>
+        <w:rPr>
+          <w:b/>
+          <w:bCs/>
+          <w:sz w:val="22"/>
+        </w:rPr>
+        <w:t>GameObject</w:t>
+      </w:r>
+      <w:proofErr w:type="spellEnd"/>
+      <w:r>
+        <w:rPr>
+          <w:b/>
+          <w:bCs/>
+          <w:sz w:val="22"/>
+        </w:rPr>
+        <w:t xml:space="preserve"> 구조를 벤치마킹해와서 구조 변경</w:t>
       </w:r>
     </w:p>
     <w:p>
@@ -483,7 +542,25 @@
           <w:bCs/>
           <w:sz w:val="22"/>
         </w:rPr>
-        <w:t>모든 컴포넌트와 게임오브젝트의 고유의 id와 이름부여 하기위한 상위 클래스인 Object</w:t>
+        <w:t xml:space="preserve">모든 컴포넌트와 </w:t>
+      </w:r>
+      <w:proofErr w:type="spellStart"/>
+      <w:r>
+        <w:rPr>
+          <w:b/>
+          <w:bCs/>
+          <w:sz w:val="22"/>
+        </w:rPr>
+        <w:t>게임오브젝트의</w:t>
+      </w:r>
+      <w:proofErr w:type="spellEnd"/>
+      <w:r>
+        <w:rPr>
+          <w:b/>
+          <w:bCs/>
+          <w:sz w:val="22"/>
+        </w:rPr>
+        <w:t xml:space="preserve"> 고유의 id와 이름부여 하기위한 상위 클래스인 Object</w:t>
       </w:r>
     </w:p>
     <w:p>
@@ -506,24 +583,60 @@
           <w:bCs/>
           <w:sz w:val="22"/>
         </w:rPr>
-        <w:t>컴포넌트형태의 엔진 리팩토링 시작</w:t>
-      </w:r>
-    </w:p>
-    <w:p>
-      <w:pPr>
-        <w:rPr>
-          <w:b/>
-          <w:bCs/>
-          <w:sz w:val="22"/>
-        </w:rPr>
-      </w:pPr>
-      <w:r>
-        <w:rPr>
-          <w:b/>
-          <w:bCs/>
-          <w:sz w:val="22"/>
-        </w:rPr>
-        <w:t>일단 GameObject의 너무 많은 책임 분리</w:t>
+        <w:t xml:space="preserve">컴포넌트형태의 엔진 </w:t>
+      </w:r>
+      <w:proofErr w:type="spellStart"/>
+      <w:r>
+        <w:rPr>
+          <w:b/>
+          <w:bCs/>
+          <w:sz w:val="22"/>
+        </w:rPr>
+        <w:t>리팩토링</w:t>
+      </w:r>
+      <w:proofErr w:type="spellEnd"/>
+      <w:r>
+        <w:rPr>
+          <w:b/>
+          <w:bCs/>
+          <w:sz w:val="22"/>
+        </w:rPr>
+        <w:t xml:space="preserve"> 시작</w:t>
+      </w:r>
+    </w:p>
+    <w:p>
+      <w:pPr>
+        <w:rPr>
+          <w:b/>
+          <w:bCs/>
+          <w:sz w:val="22"/>
+        </w:rPr>
+      </w:pPr>
+      <w:r>
+        <w:rPr>
+          <w:b/>
+          <w:bCs/>
+          <w:sz w:val="22"/>
+        </w:rPr>
+        <w:t xml:space="preserve">일단 </w:t>
+      </w:r>
+      <w:proofErr w:type="spellStart"/>
+      <w:r>
+        <w:rPr>
+          <w:b/>
+          <w:bCs/>
+          <w:sz w:val="22"/>
+        </w:rPr>
+        <w:t>GameObject</w:t>
+      </w:r>
+      <w:proofErr w:type="spellEnd"/>
+      <w:r>
+        <w:rPr>
+          <w:b/>
+          <w:bCs/>
+          <w:sz w:val="22"/>
+        </w:rPr>
+        <w:t>의 너무 많은 책임 분리</w:t>
       </w:r>
     </w:p>
     <w:p>
@@ -546,8 +659,36 @@
           <w:bCs/>
           <w:sz w:val="22"/>
         </w:rPr>
-        <w:t>로직 → ScriptComponent, 렌더링 → RenderComponent</w:t>
-      </w:r>
+        <w:t xml:space="preserve">로직 → </w:t>
+      </w:r>
+      <w:proofErr w:type="spellStart"/>
+      <w:r>
+        <w:rPr>
+          <w:b/>
+          <w:bCs/>
+          <w:sz w:val="22"/>
+        </w:rPr>
+        <w:t>ScriptComponent</w:t>
+      </w:r>
+      <w:proofErr w:type="spellEnd"/>
+      <w:r>
+        <w:rPr>
+          <w:b/>
+          <w:bCs/>
+          <w:sz w:val="22"/>
+        </w:rPr>
+        <w:t xml:space="preserve">, 렌더링 → </w:t>
+      </w:r>
+      <w:proofErr w:type="spellStart"/>
+      <w:r>
+        <w:rPr>
+          <w:b/>
+          <w:bCs/>
+          <w:sz w:val="22"/>
+        </w:rPr>
+        <w:t>RenderComponent</w:t>
+      </w:r>
+      <w:proofErr w:type="spellEnd"/>
     </w:p>
     <w:p>
       <w:pPr>
@@ -569,7 +710,25 @@
           <w:bCs/>
           <w:sz w:val="22"/>
         </w:rPr>
-        <w:t>추가적으로 컴포넌트를 끄고 킬수 있게끔 Component를 상속받는 Behavior 구현</w:t>
+        <w:t xml:space="preserve">추가적으로 컴포넌트를 끄고 </w:t>
+      </w:r>
+      <w:proofErr w:type="spellStart"/>
+      <w:r>
+        <w:rPr>
+          <w:b/>
+          <w:bCs/>
+          <w:sz w:val="22"/>
+        </w:rPr>
+        <w:t>킬수</w:t>
+      </w:r>
+      <w:proofErr w:type="spellEnd"/>
+      <w:r>
+        <w:rPr>
+          <w:b/>
+          <w:bCs/>
+          <w:sz w:val="22"/>
+        </w:rPr>
+        <w:t xml:space="preserve"> 있게끔 Component를 상속받는 Behavior 구현</w:t>
       </w:r>
     </w:p>
     <w:p>
@@ -592,7 +751,25 @@
           <w:bCs/>
           <w:sz w:val="22"/>
         </w:rPr>
-        <w:t>스크립트 컴포넌트는 Behaviour 상속</w:t>
+        <w:t xml:space="preserve">스크립트 컴포넌트는 </w:t>
+      </w:r>
+      <w:proofErr w:type="spellStart"/>
+      <w:r>
+        <w:rPr>
+          <w:b/>
+          <w:bCs/>
+          <w:sz w:val="22"/>
+        </w:rPr>
+        <w:t>Behaviour</w:t>
+      </w:r>
+      <w:proofErr w:type="spellEnd"/>
+      <w:r>
+        <w:rPr>
+          <w:b/>
+          <w:bCs/>
+          <w:sz w:val="22"/>
+        </w:rPr>
+        <w:t xml:space="preserve"> 상속</w:t>
       </w:r>
     </w:p>
     <w:p>
@@ -615,8 +792,36 @@
           <w:bCs/>
           <w:sz w:val="22"/>
         </w:rPr>
-        <w:t>Object ← Component ← Behaviour ← ScriptComponent</w:t>
-      </w:r>
+        <w:t xml:space="preserve">Object ← Component ← </w:t>
+      </w:r>
+      <w:proofErr w:type="spellStart"/>
+      <w:r>
+        <w:rPr>
+          <w:b/>
+          <w:bCs/>
+          <w:sz w:val="22"/>
+        </w:rPr>
+        <w:t>Behaviour</w:t>
+      </w:r>
+      <w:proofErr w:type="spellEnd"/>
+      <w:r>
+        <w:rPr>
+          <w:b/>
+          <w:bCs/>
+          <w:sz w:val="22"/>
+        </w:rPr>
+        <w:t xml:space="preserve"> ← </w:t>
+      </w:r>
+      <w:proofErr w:type="spellStart"/>
+      <w:r>
+        <w:rPr>
+          <w:b/>
+          <w:bCs/>
+          <w:sz w:val="22"/>
+        </w:rPr>
+        <w:t>ScriptComponent</w:t>
+      </w:r>
+      <w:proofErr w:type="spellEnd"/>
     </w:p>
     <w:p>
       <w:pPr>
@@ -638,8 +843,18 @@
           <w:bCs/>
           <w:sz w:val="22"/>
         </w:rPr>
-        <w:t>Object ← GameObject</w:t>
-      </w:r>
+        <w:t xml:space="preserve">Object ← </w:t>
+      </w:r>
+      <w:proofErr w:type="spellStart"/>
+      <w:r>
+        <w:rPr>
+          <w:b/>
+          <w:bCs/>
+          <w:sz w:val="22"/>
+        </w:rPr>
+        <w:t>GameObject</w:t>
+      </w:r>
+      <w:proofErr w:type="spellEnd"/>
     </w:p>
     <w:p>
       <w:pPr>
@@ -661,7 +876,25 @@
           <w:bCs/>
           <w:sz w:val="22"/>
         </w:rPr>
-        <w:t xml:space="preserve">이제부터 기능들은 컴포넌트나 Behaviour를 상속받아서 구현, </w:t>
+        <w:t xml:space="preserve">이제부터 기능들은 컴포넌트나 </w:t>
+      </w:r>
+      <w:proofErr w:type="spellStart"/>
+      <w:r>
+        <w:rPr>
+          <w:b/>
+          <w:bCs/>
+          <w:sz w:val="22"/>
+        </w:rPr>
+        <w:t>Behaviour</w:t>
+      </w:r>
+      <w:proofErr w:type="spellEnd"/>
+      <w:r>
+        <w:rPr>
+          <w:b/>
+          <w:bCs/>
+          <w:sz w:val="22"/>
+        </w:rPr>
+        <w:t xml:space="preserve">를 상속받아서 구현, </w:t>
       </w:r>
     </w:p>
     <w:p>
@@ -730,7 +963,25 @@
           <w:bCs/>
           <w:sz w:val="22"/>
         </w:rPr>
-        <w:t>게임 오브젝트는 각 컴포넌트를 호출하기만한다.</w:t>
+        <w:t xml:space="preserve">게임 오브젝트는 각 컴포넌트를 </w:t>
+      </w:r>
+      <w:proofErr w:type="spellStart"/>
+      <w:r>
+        <w:rPr>
+          <w:b/>
+          <w:bCs/>
+          <w:sz w:val="22"/>
+        </w:rPr>
+        <w:t>호출하기만한다</w:t>
+      </w:r>
+      <w:proofErr w:type="spellEnd"/>
+      <w:r>
+        <w:rPr>
+          <w:b/>
+          <w:bCs/>
+          <w:sz w:val="22"/>
+        </w:rPr>
+        <w:t>.</w:t>
       </w:r>
     </w:p>
     <w:p>
@@ -756,7 +1007,24 @@
           <w:sz w:val="22"/>
         </w:rPr>
         <w:br/>
-        <w:t>ObjectManger의 역할 변경</w:t>
+      </w:r>
+      <w:proofErr w:type="spellStart"/>
+      <w:r>
+        <w:rPr>
+          <w:b/>
+          <w:bCs/>
+          <w:sz w:val="22"/>
+        </w:rPr>
+        <w:t>ObjectManger</w:t>
+      </w:r>
+      <w:proofErr w:type="spellEnd"/>
+      <w:r>
+        <w:rPr>
+          <w:b/>
+          <w:bCs/>
+          <w:sz w:val="22"/>
+        </w:rPr>
+        <w:t>의 역할 변경</w:t>
       </w:r>
     </w:p>
     <w:p>
@@ -790,24 +1058,52 @@
           <w:bCs/>
           <w:sz w:val="22"/>
         </w:rPr>
-        <w:t>오브젝트 파괴도 오브젝트 매니저에다가 요청하고 나중에 한번에 모아서 파괴하는 식으로 구성</w:t>
-      </w:r>
-    </w:p>
-    <w:p>
-      <w:pPr>
-        <w:rPr>
-          <w:b/>
-          <w:bCs/>
-          <w:sz w:val="22"/>
-        </w:rPr>
-      </w:pPr>
-      <w:r>
-        <w:rPr>
-          <w:b/>
-          <w:bCs/>
-          <w:sz w:val="22"/>
-        </w:rPr>
-        <w:t>TransformComponent 구현</w:t>
+        <w:t xml:space="preserve">오브젝트 파괴도 오브젝트 매니저에다가 요청하고 나중에 </w:t>
+      </w:r>
+      <w:proofErr w:type="gramStart"/>
+      <w:r>
+        <w:rPr>
+          <w:b/>
+          <w:bCs/>
+          <w:sz w:val="22"/>
+        </w:rPr>
+        <w:t>한번에</w:t>
+      </w:r>
+      <w:proofErr w:type="gramEnd"/>
+      <w:r>
+        <w:rPr>
+          <w:b/>
+          <w:bCs/>
+          <w:sz w:val="22"/>
+        </w:rPr>
+        <w:t xml:space="preserve"> 모아서 파괴하는 식으로 구성</w:t>
+      </w:r>
+    </w:p>
+    <w:p>
+      <w:pPr>
+        <w:rPr>
+          <w:b/>
+          <w:bCs/>
+          <w:sz w:val="22"/>
+        </w:rPr>
+      </w:pPr>
+      <w:proofErr w:type="spellStart"/>
+      <w:r>
+        <w:rPr>
+          <w:b/>
+          <w:bCs/>
+          <w:sz w:val="22"/>
+        </w:rPr>
+        <w:t>TransformComponent</w:t>
+      </w:r>
+      <w:proofErr w:type="spellEnd"/>
+      <w:r>
+        <w:rPr>
+          <w:b/>
+          <w:bCs/>
+          <w:sz w:val="22"/>
+        </w:rPr>
+        <w:t xml:space="preserve"> 구현</w:t>
       </w:r>
     </w:p>
     <w:p>
@@ -825,18 +1121,52 @@
           <w:sz w:val="22"/>
         </w:rPr>
         <w:lastRenderedPageBreak/>
-        <w:t>원래 게임오브젝트가 가지고 있던 월드행렬과 그것을 변환하는 함수들을 Transform으로 이전</w:t>
-      </w:r>
-    </w:p>
-    <w:p>
-      <w:pPr>
+        <w:t xml:space="preserve">원래 </w:t>
+      </w:r>
+      <w:proofErr w:type="spellStart"/>
+      <w:r>
+        <w:rPr>
+          <w:b/>
+          <w:bCs/>
+          <w:sz w:val="22"/>
+        </w:rPr>
+        <w:t>게임오브젝트가</w:t>
+      </w:r>
+      <w:proofErr w:type="spellEnd"/>
+      <w:r>
+        <w:rPr>
+          <w:b/>
+          <w:bCs/>
+          <w:sz w:val="22"/>
+        </w:rPr>
+        <w:t xml:space="preserve"> 가지고 있던 월드행렬과 그것을 변환하는 함수들을 Transform으로 이전</w:t>
+      </w:r>
+    </w:p>
+    <w:p>
+      <w:pPr>
+        <w:rPr>
+          <w:b/>
+          <w:bCs/>
+          <w:sz w:val="22"/>
+        </w:rPr>
+      </w:pPr>
+      <w:r>
         <w:rPr>
           <w:rFonts w:hint="eastAsia"/>
           <w:b/>
           <w:bCs/>
           <w:sz w:val="22"/>
         </w:rPr>
-      </w:pPr>
+        <w:t>게</w:t>
+      </w:r>
+      <w:r>
+        <w:rPr>
+          <w:b/>
+          <w:bCs/>
+          <w:sz w:val="22"/>
+        </w:rPr>
+        <w:t>임 오브젝트의 부모 자식관계도 Transform으로 이전</w:t>
+      </w:r>
       <w:r>
         <w:rPr>
           <w:rFonts w:hint="eastAsia"/>
@@ -844,23 +1174,6 @@
           <w:bCs/>
           <w:sz w:val="22"/>
         </w:rPr>
-        <w:t>게</w:t>
-      </w:r>
-      <w:r>
-        <w:rPr>
-          <w:b/>
-          <w:bCs/>
-          <w:sz w:val="22"/>
-        </w:rPr>
-        <w:t>임 오브젝트의 부모 자식관계도 Transform으로 이전</w:t>
-      </w:r>
-      <w:r>
-        <w:rPr>
-          <w:rFonts w:hint="eastAsia"/>
-          <w:b/>
-          <w:bCs/>
-          <w:sz w:val="22"/>
-        </w:rPr>
         <w:t xml:space="preserve"> -&gt; 업데이트 시에 자식, 부모 트랜스폼 해결 필요</w:t>
       </w:r>
     </w:p>
@@ -896,7 +1209,25 @@
           <w:sz w:val="22"/>
         </w:rPr>
         <w:tab/>
-        <w:t>기존의 Scene 클래스는 오브젝트 생성 뿐만 아니라 리소스 생성도 같이 하고 있었음 따라서</w:t>
+        <w:t xml:space="preserve">기존의 Scene 클래스는 오브젝트 </w:t>
+      </w:r>
+      <w:proofErr w:type="gramStart"/>
+      <w:r>
+        <w:rPr>
+          <w:b/>
+          <w:bCs/>
+          <w:sz w:val="22"/>
+        </w:rPr>
+        <w:t>생성 뿐만</w:t>
+      </w:r>
+      <w:proofErr w:type="gramEnd"/>
+      <w:r>
+        <w:rPr>
+          <w:b/>
+          <w:bCs/>
+          <w:sz w:val="22"/>
+        </w:rPr>
+        <w:t xml:space="preserve"> 아니라 리소스 생성도 같이 하고 있었음 따라서</w:t>
       </w:r>
     </w:p>
     <w:p>
@@ -931,7 +1262,16 @@
           <w:bCs/>
           <w:sz w:val="22"/>
         </w:rPr>
-        <w:t>또, Transform에서 부모 행렬이 먼저 업데이트가 안될 경우가 생기면 제대로 오작동을 일</w:t>
+        <w:t xml:space="preserve">또, Transform에서 부모 행렬이 먼저 업데이트가 안될 경우가 생기면 제대로 오작동을 </w:t>
+      </w:r>
+      <w:proofErr w:type="spellStart"/>
+      <w:r>
+        <w:rPr>
+          <w:b/>
+          <w:bCs/>
+          <w:sz w:val="22"/>
+        </w:rPr>
+        <w:t>일</w:t>
       </w:r>
       <w:r>
         <w:rPr>
@@ -948,7 +1288,34 @@
           <w:bCs/>
           <w:sz w:val="22"/>
         </w:rPr>
-        <w:t>것이므로 트랜스폼이 변경되면 Dirtyflag를 통해서 트랜스폼의 월드행렬을 자식들에게 전파해서 각 프레임마다 제대로 업데이트 되게끔 설계</w:t>
+        <w:t>것이므로</w:t>
+      </w:r>
+      <w:proofErr w:type="spellEnd"/>
+      <w:r>
+        <w:rPr>
+          <w:b/>
+          <w:bCs/>
+          <w:sz w:val="22"/>
+        </w:rPr>
+        <w:t xml:space="preserve"> 트랜스폼이 변경되면 </w:t>
+      </w:r>
+      <w:proofErr w:type="spellStart"/>
+      <w:r>
+        <w:rPr>
+          <w:b/>
+          <w:bCs/>
+          <w:sz w:val="22"/>
+        </w:rPr>
+        <w:t>Dirtyflag</w:t>
+      </w:r>
+      <w:proofErr w:type="spellEnd"/>
+      <w:r>
+        <w:rPr>
+          <w:b/>
+          <w:bCs/>
+          <w:sz w:val="22"/>
+        </w:rPr>
+        <w:t>를 통해서 트랜스폼의 월드행렬을 자식들에게 전파해서 각 프레임마다 제대로 업데이트 되게끔 설계</w:t>
       </w:r>
     </w:p>
     <w:p>
@@ -981,13 +1348,95 @@
           <w:sz w:val="22"/>
         </w:rPr>
       </w:pPr>
-      <w:r>
-        <w:rPr>
-          <w:b/>
-          <w:bCs/>
-          <w:sz w:val="22"/>
-        </w:rPr>
-        <w:t>씬매니저의 process_scene_change_if_requested 호출 이함수는 씬이 이전 프레임에서 바뀌었으면 씬을 교체함</w:t>
+      <w:proofErr w:type="spellStart"/>
+      <w:r>
+        <w:rPr>
+          <w:b/>
+          <w:bCs/>
+          <w:sz w:val="22"/>
+        </w:rPr>
+        <w:t>씬매니저의</w:t>
+      </w:r>
+      <w:proofErr w:type="spellEnd"/>
+      <w:r>
+        <w:rPr>
+          <w:b/>
+          <w:bCs/>
+          <w:sz w:val="22"/>
+        </w:rPr>
+        <w:t xml:space="preserve"> </w:t>
+      </w:r>
+      <w:proofErr w:type="spellStart"/>
+      <w:r>
+        <w:rPr>
+          <w:b/>
+          <w:bCs/>
+          <w:sz w:val="22"/>
+        </w:rPr>
+        <w:t>process_scene_change_if_requested</w:t>
+      </w:r>
+      <w:proofErr w:type="spellEnd"/>
+      <w:r>
+        <w:rPr>
+          <w:b/>
+          <w:bCs/>
+          <w:sz w:val="22"/>
+        </w:rPr>
+        <w:t xml:space="preserve"> 호출 </w:t>
+      </w:r>
+      <w:proofErr w:type="spellStart"/>
+      <w:r>
+        <w:rPr>
+          <w:b/>
+          <w:bCs/>
+          <w:sz w:val="22"/>
+        </w:rPr>
+        <w:t>이함수는</w:t>
+      </w:r>
+      <w:proofErr w:type="spellEnd"/>
+      <w:r>
+        <w:rPr>
+          <w:b/>
+          <w:bCs/>
+          <w:sz w:val="22"/>
+        </w:rPr>
+        <w:t xml:space="preserve"> </w:t>
+      </w:r>
+      <w:proofErr w:type="spellStart"/>
+      <w:r>
+        <w:rPr>
+          <w:b/>
+          <w:bCs/>
+          <w:sz w:val="22"/>
+        </w:rPr>
+        <w:t>씬이</w:t>
+      </w:r>
+      <w:proofErr w:type="spellEnd"/>
+      <w:r>
+        <w:rPr>
+          <w:b/>
+          <w:bCs/>
+          <w:sz w:val="22"/>
+        </w:rPr>
+        <w:t xml:space="preserve"> 이전 프레임에서 바뀌었으면 </w:t>
+      </w:r>
+      <w:proofErr w:type="spellStart"/>
+      <w:r>
+        <w:rPr>
+          <w:b/>
+          <w:bCs/>
+          <w:sz w:val="22"/>
+        </w:rPr>
+        <w:t>씬을</w:t>
+      </w:r>
+      <w:proofErr w:type="spellEnd"/>
+      <w:r>
+        <w:rPr>
+          <w:b/>
+          <w:bCs/>
+          <w:sz w:val="22"/>
+        </w:rPr>
+        <w:t xml:space="preserve"> 교체함</w:t>
       </w:r>
     </w:p>
     <w:p>
@@ -1002,13 +1451,23 @@
           <w:sz w:val="22"/>
         </w:rPr>
       </w:pPr>
-      <w:r>
-        <w:rPr>
-          <w:b/>
-          <w:bCs/>
-          <w:sz w:val="22"/>
-        </w:rPr>
-        <w:t>ProcessNetwork 네트워크 처리</w:t>
+      <w:proofErr w:type="spellStart"/>
+      <w:r>
+        <w:rPr>
+          <w:b/>
+          <w:bCs/>
+          <w:sz w:val="22"/>
+        </w:rPr>
+        <w:t>ProcessNetwork</w:t>
+      </w:r>
+      <w:proofErr w:type="spellEnd"/>
+      <w:r>
+        <w:rPr>
+          <w:b/>
+          <w:bCs/>
+          <w:sz w:val="22"/>
+        </w:rPr>
+        <w:t xml:space="preserve"> 네트워크 처리</w:t>
       </w:r>
     </w:p>
     <w:p>
@@ -1023,13 +1482,61 @@
           <w:sz w:val="22"/>
         </w:rPr>
       </w:pPr>
-      <w:r>
-        <w:rPr>
-          <w:b/>
-          <w:bCs/>
-          <w:sz w:val="22"/>
-        </w:rPr>
-        <w:t>UpdateGameLogic 이 함수는 업데이트와 메인 카메라의 뷰행렬 업데이트, 새로 만들어진 Script의 Awake와 Start를 부르고 이미 존재하는 모든 오브젝트의 Update,LateUpdate를 호출</w:t>
+      <w:proofErr w:type="spellStart"/>
+      <w:r>
+        <w:rPr>
+          <w:b/>
+          <w:bCs/>
+          <w:sz w:val="22"/>
+        </w:rPr>
+        <w:t>UpdateGameLogic</w:t>
+      </w:r>
+      <w:proofErr w:type="spellEnd"/>
+      <w:r>
+        <w:rPr>
+          <w:b/>
+          <w:bCs/>
+          <w:sz w:val="22"/>
+        </w:rPr>
+        <w:t xml:space="preserve"> 이 함수는 업데이트와 메인 카메라의 </w:t>
+      </w:r>
+      <w:proofErr w:type="spellStart"/>
+      <w:r>
+        <w:rPr>
+          <w:b/>
+          <w:bCs/>
+          <w:sz w:val="22"/>
+        </w:rPr>
+        <w:t>뷰행렬</w:t>
+      </w:r>
+      <w:proofErr w:type="spellEnd"/>
+      <w:r>
+        <w:rPr>
+          <w:b/>
+          <w:bCs/>
+          <w:sz w:val="22"/>
+        </w:rPr>
+        <w:t xml:space="preserve"> 업데이트, 새로 만들어진 Script의 Awake와 Start를 부르고 이미 존재하는 모든 오브젝트의 </w:t>
+      </w:r>
+      <w:proofErr w:type="spellStart"/>
+      <w:proofErr w:type="gramStart"/>
+      <w:r>
+        <w:rPr>
+          <w:b/>
+          <w:bCs/>
+          <w:sz w:val="22"/>
+        </w:rPr>
+        <w:t>Update,LateUpdate</w:t>
+      </w:r>
+      <w:proofErr w:type="spellEnd"/>
+      <w:proofErr w:type="gramEnd"/>
+      <w:r>
+        <w:rPr>
+          <w:b/>
+          <w:bCs/>
+          <w:sz w:val="22"/>
+        </w:rPr>
+        <w:t>를 호출</w:t>
       </w:r>
     </w:p>
     <w:p>
@@ -1065,13 +1572,59 @@
           <w:sz w:val="22"/>
         </w:rPr>
       </w:pPr>
-      <w:r>
-        <w:rPr>
-          <w:b/>
-          <w:bCs/>
-          <w:sz w:val="22"/>
-        </w:rPr>
-        <w:t>Update_physics ⇒ 아직 아무것도 안할것이지만 만약 RigdBodyComponent가 만들어지면 물리 계산</w:t>
+      <w:proofErr w:type="spellStart"/>
+      <w:r>
+        <w:rPr>
+          <w:b/>
+          <w:bCs/>
+          <w:sz w:val="22"/>
+        </w:rPr>
+        <w:t>Update_physics</w:t>
+      </w:r>
+      <w:proofErr w:type="spellEnd"/>
+      <w:r>
+        <w:rPr>
+          <w:b/>
+          <w:bCs/>
+          <w:sz w:val="22"/>
+        </w:rPr>
+        <w:t xml:space="preserve"> ⇒ 아직 아무것도 </w:t>
+      </w:r>
+      <w:proofErr w:type="spellStart"/>
+      <w:r>
+        <w:rPr>
+          <w:b/>
+          <w:bCs/>
+          <w:sz w:val="22"/>
+        </w:rPr>
+        <w:t>안할것이지만</w:t>
+      </w:r>
+      <w:proofErr w:type="spellEnd"/>
+      <w:r>
+        <w:rPr>
+          <w:b/>
+          <w:bCs/>
+          <w:sz w:val="22"/>
+        </w:rPr>
+        <w:t xml:space="preserve"> 만약 </w:t>
+      </w:r>
+      <w:proofErr w:type="spellStart"/>
+      <w:r>
+        <w:rPr>
+          <w:b/>
+          <w:bCs/>
+          <w:sz w:val="22"/>
+        </w:rPr>
+        <w:t>RigdBodyComponent</w:t>
+      </w:r>
+      <w:proofErr w:type="spellEnd"/>
+      <w:r>
+        <w:rPr>
+          <w:b/>
+          <w:bCs/>
+          <w:sz w:val="22"/>
+        </w:rPr>
+        <w:t>가 만들어지면 물리 계산</w:t>
       </w:r>
     </w:p>
     <w:p>
@@ -1086,13 +1639,131 @@
           <w:sz w:val="22"/>
         </w:rPr>
       </w:pPr>
-      <w:r>
-        <w:rPr>
-          <w:b/>
-          <w:bCs/>
-          <w:sz w:val="22"/>
-        </w:rPr>
-        <w:t>렌더러에서 Render 호출 → 이함수는 렌더할 수 있는 오브젝트를 추린뒤에 AssociateContianer로 엮인 Shader와 루트 시그니처를 set하고 각 오브젝트를 그린다. → PSO에 속한 것들만 그리므로 PSO는 단 한번씩만 Set됨</w:t>
+      <w:proofErr w:type="spellStart"/>
+      <w:r>
+        <w:rPr>
+          <w:b/>
+          <w:bCs/>
+          <w:sz w:val="22"/>
+        </w:rPr>
+        <w:t>렌더러에서</w:t>
+      </w:r>
+      <w:proofErr w:type="spellEnd"/>
+      <w:r>
+        <w:rPr>
+          <w:b/>
+          <w:bCs/>
+          <w:sz w:val="22"/>
+        </w:rPr>
+        <w:t xml:space="preserve"> Render 호출 → </w:t>
+      </w:r>
+      <w:proofErr w:type="spellStart"/>
+      <w:r>
+        <w:rPr>
+          <w:b/>
+          <w:bCs/>
+          <w:sz w:val="22"/>
+        </w:rPr>
+        <w:t>이함수는</w:t>
+      </w:r>
+      <w:proofErr w:type="spellEnd"/>
+      <w:r>
+        <w:rPr>
+          <w:b/>
+          <w:bCs/>
+          <w:sz w:val="22"/>
+        </w:rPr>
+        <w:t xml:space="preserve"> </w:t>
+      </w:r>
+      <w:proofErr w:type="spellStart"/>
+      <w:r>
+        <w:rPr>
+          <w:b/>
+          <w:bCs/>
+          <w:sz w:val="22"/>
+        </w:rPr>
+        <w:t>렌더할</w:t>
+      </w:r>
+      <w:proofErr w:type="spellEnd"/>
+      <w:r>
+        <w:rPr>
+          <w:b/>
+          <w:bCs/>
+          <w:sz w:val="22"/>
+        </w:rPr>
+        <w:t xml:space="preserve"> 수 있는 오브젝트를 </w:t>
+      </w:r>
+      <w:proofErr w:type="spellStart"/>
+      <w:r>
+        <w:rPr>
+          <w:b/>
+          <w:bCs/>
+          <w:sz w:val="22"/>
+        </w:rPr>
+        <w:t>추린뒤에</w:t>
+      </w:r>
+      <w:proofErr w:type="spellEnd"/>
+      <w:r>
+        <w:rPr>
+          <w:b/>
+          <w:bCs/>
+          <w:sz w:val="22"/>
+        </w:rPr>
+        <w:t xml:space="preserve"> </w:t>
+      </w:r>
+      <w:proofErr w:type="spellStart"/>
+      <w:r>
+        <w:rPr>
+          <w:b/>
+          <w:bCs/>
+          <w:sz w:val="22"/>
+        </w:rPr>
+        <w:t>AssociateContianer</w:t>
+      </w:r>
+      <w:proofErr w:type="spellEnd"/>
+      <w:r>
+        <w:rPr>
+          <w:b/>
+          <w:bCs/>
+          <w:sz w:val="22"/>
+        </w:rPr>
+        <w:t xml:space="preserve">로 엮인 Shader와 루트 </w:t>
+      </w:r>
+      <w:proofErr w:type="spellStart"/>
+      <w:r>
+        <w:rPr>
+          <w:b/>
+          <w:bCs/>
+          <w:sz w:val="22"/>
+        </w:rPr>
+        <w:t>시그니처를</w:t>
+      </w:r>
+      <w:proofErr w:type="spellEnd"/>
+      <w:r>
+        <w:rPr>
+          <w:b/>
+          <w:bCs/>
+          <w:sz w:val="22"/>
+        </w:rPr>
+        <w:t xml:space="preserve"> set하고 각 오브젝트를 그린다. → PSO에 속한 것들만 그리므로 PSO는 단 </w:t>
+      </w:r>
+      <w:proofErr w:type="gramStart"/>
+      <w:r>
+        <w:rPr>
+          <w:b/>
+          <w:bCs/>
+          <w:sz w:val="22"/>
+        </w:rPr>
+        <w:t>한번씩만</w:t>
+      </w:r>
+      <w:proofErr w:type="gramEnd"/>
+      <w:r>
+        <w:rPr>
+          <w:b/>
+          <w:bCs/>
+          <w:sz w:val="22"/>
+        </w:rPr>
+        <w:t xml:space="preserve"> Set됨</w:t>
       </w:r>
     </w:p>
     <w:p>
@@ -1134,7 +1805,25 @@
           <w:bCs/>
           <w:sz w:val="22"/>
         </w:rPr>
-        <w:t>오브젝트 파괴 요청들어온 오브젝트 파괴</w:t>
+        <w:t xml:space="preserve">오브젝트 파괴 </w:t>
+      </w:r>
+      <w:proofErr w:type="spellStart"/>
+      <w:r>
+        <w:rPr>
+          <w:b/>
+          <w:bCs/>
+          <w:sz w:val="22"/>
+        </w:rPr>
+        <w:t>요청들어온</w:t>
+      </w:r>
+      <w:proofErr w:type="spellEnd"/>
+      <w:r>
+        <w:rPr>
+          <w:b/>
+          <w:bCs/>
+          <w:sz w:val="22"/>
+        </w:rPr>
+        <w:t xml:space="preserve"> 오브젝트 파괴</w:t>
       </w:r>
       <w:r>
         <w:rPr>
@@ -1172,24 +1861,222 @@
           <w:bCs/>
           <w:sz w:val="22"/>
         </w:rPr>
-        <w:t>현재 우리가 리소스를 사용하는 부분은 메쉬에서 사용을 하는 것인데 메쉬 생성시 커맨드리스트와 디바이스를 넘겨서 생성하는 방식으로 사용 하고 있음</w:t>
-      </w:r>
-    </w:p>
-    <w:p>
-      <w:pPr>
-        <w:rPr>
-          <w:b/>
-          <w:bCs/>
-          <w:sz w:val="22"/>
-        </w:rPr>
-      </w:pPr>
-      <w:r>
-        <w:rPr>
-          <w:b/>
-          <w:bCs/>
-          <w:sz w:val="22"/>
-        </w:rPr>
-        <w:t>근데 메쉬에 커맨드리스트를 넘기는 방식을 차용하면 커맨드리스트가 타고 들어가야하는 함수가 매우 깊어지고 실제 데이터 파일 읽는 것은 cpu로 하는 일이고 뒤의 정점버퍼 인덱스 버퍼를 만드는 일은 gpu에서 하는 일이라서 리소스매니저에서 요청받은 메쉬의 정점,인덱스 버퍼를 나중에 만드는 방식으로 설계</w:t>
+        <w:t xml:space="preserve">현재 우리가 리소스를 사용하는 부분은 </w:t>
+      </w:r>
+      <w:proofErr w:type="spellStart"/>
+      <w:r>
+        <w:rPr>
+          <w:b/>
+          <w:bCs/>
+          <w:sz w:val="22"/>
+        </w:rPr>
+        <w:t>메쉬에서</w:t>
+      </w:r>
+      <w:proofErr w:type="spellEnd"/>
+      <w:r>
+        <w:rPr>
+          <w:b/>
+          <w:bCs/>
+          <w:sz w:val="22"/>
+        </w:rPr>
+        <w:t xml:space="preserve"> 사용을 하는 것인데 </w:t>
+      </w:r>
+      <w:proofErr w:type="spellStart"/>
+      <w:r>
+        <w:rPr>
+          <w:b/>
+          <w:bCs/>
+          <w:sz w:val="22"/>
+        </w:rPr>
+        <w:t>메쉬</w:t>
+      </w:r>
+      <w:proofErr w:type="spellEnd"/>
+      <w:r>
+        <w:rPr>
+          <w:b/>
+          <w:bCs/>
+          <w:sz w:val="22"/>
+        </w:rPr>
+        <w:t xml:space="preserve"> 생성시 커맨드리스트와 디바이스를 넘겨서 생성하는 방식으로 </w:t>
+      </w:r>
+      <w:proofErr w:type="gramStart"/>
+      <w:r>
+        <w:rPr>
+          <w:b/>
+          <w:bCs/>
+          <w:sz w:val="22"/>
+        </w:rPr>
+        <w:t>사용 하고</w:t>
+      </w:r>
+      <w:proofErr w:type="gramEnd"/>
+      <w:r>
+        <w:rPr>
+          <w:b/>
+          <w:bCs/>
+          <w:sz w:val="22"/>
+        </w:rPr>
+        <w:t xml:space="preserve"> 있음</w:t>
+      </w:r>
+    </w:p>
+    <w:p>
+      <w:pPr>
+        <w:rPr>
+          <w:b/>
+          <w:bCs/>
+          <w:sz w:val="22"/>
+        </w:rPr>
+      </w:pPr>
+      <w:r>
+        <w:rPr>
+          <w:b/>
+          <w:bCs/>
+          <w:sz w:val="22"/>
+        </w:rPr>
+        <w:t xml:space="preserve">근데 </w:t>
+      </w:r>
+      <w:proofErr w:type="spellStart"/>
+      <w:r>
+        <w:rPr>
+          <w:b/>
+          <w:bCs/>
+          <w:sz w:val="22"/>
+        </w:rPr>
+        <w:t>메쉬에</w:t>
+      </w:r>
+      <w:proofErr w:type="spellEnd"/>
+      <w:r>
+        <w:rPr>
+          <w:b/>
+          <w:bCs/>
+          <w:sz w:val="22"/>
+        </w:rPr>
+        <w:t xml:space="preserve"> 커맨드리스트를 넘기는 방식을 차용하면 커맨드리스트가 타고 </w:t>
+      </w:r>
+      <w:proofErr w:type="spellStart"/>
+      <w:r>
+        <w:rPr>
+          <w:b/>
+          <w:bCs/>
+          <w:sz w:val="22"/>
+        </w:rPr>
+        <w:t>들어가야하는</w:t>
+      </w:r>
+      <w:proofErr w:type="spellEnd"/>
+      <w:r>
+        <w:rPr>
+          <w:b/>
+          <w:bCs/>
+          <w:sz w:val="22"/>
+        </w:rPr>
+        <w:t xml:space="preserve"> 함수가 매우 깊어지고 실제 데이터 파일 읽는 것은 </w:t>
+      </w:r>
+      <w:proofErr w:type="spellStart"/>
+      <w:r>
+        <w:rPr>
+          <w:b/>
+          <w:bCs/>
+          <w:sz w:val="22"/>
+        </w:rPr>
+        <w:t>cpu</w:t>
+      </w:r>
+      <w:proofErr w:type="spellEnd"/>
+      <w:r>
+        <w:rPr>
+          <w:b/>
+          <w:bCs/>
+          <w:sz w:val="22"/>
+        </w:rPr>
+        <w:t xml:space="preserve">로 하는 일이고 뒤의 </w:t>
+      </w:r>
+      <w:proofErr w:type="spellStart"/>
+      <w:r>
+        <w:rPr>
+          <w:b/>
+          <w:bCs/>
+          <w:sz w:val="22"/>
+        </w:rPr>
+        <w:t>정점버퍼</w:t>
+      </w:r>
+      <w:proofErr w:type="spellEnd"/>
+      <w:r>
+        <w:rPr>
+          <w:b/>
+          <w:bCs/>
+          <w:sz w:val="22"/>
+        </w:rPr>
+        <w:t xml:space="preserve"> 인덱스 버퍼를 만드는 일은 </w:t>
+      </w:r>
+      <w:proofErr w:type="spellStart"/>
+      <w:r>
+        <w:rPr>
+          <w:b/>
+          <w:bCs/>
+          <w:sz w:val="22"/>
+        </w:rPr>
+        <w:t>gpu</w:t>
+      </w:r>
+      <w:proofErr w:type="spellEnd"/>
+      <w:r>
+        <w:rPr>
+          <w:b/>
+          <w:bCs/>
+          <w:sz w:val="22"/>
+        </w:rPr>
+        <w:t xml:space="preserve">에서 하는 일이라서 리소스매니저에서 </w:t>
+      </w:r>
+      <w:proofErr w:type="spellStart"/>
+      <w:r>
+        <w:rPr>
+          <w:b/>
+          <w:bCs/>
+          <w:sz w:val="22"/>
+        </w:rPr>
+        <w:t>요청받은</w:t>
+      </w:r>
+      <w:proofErr w:type="spellEnd"/>
+      <w:r>
+        <w:rPr>
+          <w:b/>
+          <w:bCs/>
+          <w:sz w:val="22"/>
+        </w:rPr>
+        <w:t xml:space="preserve"> </w:t>
+      </w:r>
+      <w:proofErr w:type="spellStart"/>
+      <w:r>
+        <w:rPr>
+          <w:b/>
+          <w:bCs/>
+          <w:sz w:val="22"/>
+        </w:rPr>
+        <w:t>메쉬의</w:t>
+      </w:r>
+      <w:proofErr w:type="spellEnd"/>
+      <w:r>
+        <w:rPr>
+          <w:b/>
+          <w:bCs/>
+          <w:sz w:val="22"/>
+        </w:rPr>
+        <w:t xml:space="preserve"> </w:t>
+      </w:r>
+      <w:proofErr w:type="gramStart"/>
+      <w:r>
+        <w:rPr>
+          <w:b/>
+          <w:bCs/>
+          <w:sz w:val="22"/>
+        </w:rPr>
+        <w:t>정점,인덱스</w:t>
+      </w:r>
+      <w:proofErr w:type="gramEnd"/>
+      <w:r>
+        <w:rPr>
+          <w:b/>
+          <w:bCs/>
+          <w:sz w:val="22"/>
+        </w:rPr>
+        <w:t xml:space="preserve"> 버퍼를 나중에 만드는 방식으로 설계</w:t>
       </w:r>
     </w:p>
     <w:p>
@@ -1207,7 +2094,25 @@
           <w:sz w:val="22"/>
         </w:rPr>
         <w:lastRenderedPageBreak/>
-        <w:t>리소스 매니저에서 load_mesh 함수를 호</w:t>
+        <w:t xml:space="preserve">리소스 매니저에서 </w:t>
+      </w:r>
+      <w:proofErr w:type="spellStart"/>
+      <w:r>
+        <w:rPr>
+          <w:b/>
+          <w:bCs/>
+          <w:sz w:val="22"/>
+        </w:rPr>
+        <w:t>load_mesh</w:t>
+      </w:r>
+      <w:proofErr w:type="spellEnd"/>
+      <w:r>
+        <w:rPr>
+          <w:b/>
+          <w:bCs/>
+          <w:sz w:val="22"/>
+        </w:rPr>
+        <w:t xml:space="preserve"> 함수를 호</w:t>
       </w:r>
       <w:r>
         <w:rPr>
@@ -1224,109 +2129,465 @@
           <w:bCs/>
           <w:sz w:val="22"/>
         </w:rPr>
-        <w:t>하면 메쉬가 로드 되고 그 로드할때 사용한 메쉬의 경로명이 키값으로 저장되어서 나중에 같은 요청이 들어왔을때 이미 로드된 메쉬를 리턴해준다.</w:t>
-      </w:r>
-    </w:p>
-    <w:p>
-      <w:pPr>
-        <w:rPr>
-          <w:b/>
-          <w:bCs/>
-          <w:sz w:val="22"/>
-        </w:rPr>
-      </w:pPr>
-      <w:r>
-        <w:rPr>
-          <w:b/>
-          <w:bCs/>
-          <w:sz w:val="22"/>
-        </w:rPr>
-        <w:t>드디어 스크립트를 사용해서 레거시 게임오브젝트 두개인 MainPlayer와 OtherPlayer를 리팩토링함</w:t>
-      </w:r>
-    </w:p>
-    <w:p>
-      <w:pPr>
-        <w:rPr>
-          <w:b/>
-          <w:bCs/>
-          <w:sz w:val="22"/>
-        </w:rPr>
-      </w:pPr>
-      <w:r>
-        <w:rPr>
-          <w:b/>
-          <w:bCs/>
-          <w:sz w:val="22"/>
-        </w:rPr>
-        <w:t xml:space="preserve">실제 필요한 정보인 RenderComponent와 Transform은 이미 준비 되었으므로 스크립트를 상속받는 </w:t>
-      </w:r>
-    </w:p>
-    <w:p>
-      <w:pPr>
-        <w:rPr>
-          <w:b/>
-          <w:bCs/>
-          <w:sz w:val="22"/>
-        </w:rPr>
-      </w:pPr>
-      <w:r>
-        <w:rPr>
-          <w:b/>
-          <w:bCs/>
-          <w:sz w:val="22"/>
-        </w:rPr>
-        <w:t>mainplayerscript,otherplayerscripr를 추가로 만들어서 addComponent로 게임 오브젝트에 부착하고 실제 이동 로직을 스크립트안에서 구현</w:t>
-      </w:r>
-    </w:p>
-    <w:p>
-      <w:pPr>
-        <w:rPr>
-          <w:b/>
-          <w:bCs/>
-          <w:sz w:val="22"/>
-        </w:rPr>
-      </w:pPr>
-      <w:r>
-        <w:rPr>
-          <w:b/>
-          <w:bCs/>
-          <w:sz w:val="22"/>
-        </w:rPr>
-        <w:t>레거시 오브젝트 매니저에 있던 레이어 기능을 사용하여 필요한 오브젝트들만 뽑아내는 기능을 만들고 싶어서 LayerManager를 만들었다.</w:t>
-      </w:r>
-    </w:p>
-    <w:p>
-      <w:pPr>
-        <w:rPr>
-          <w:b/>
-          <w:bCs/>
-          <w:sz w:val="22"/>
-        </w:rPr>
-      </w:pPr>
-      <w:r>
-        <w:rPr>
-          <w:b/>
-          <w:bCs/>
-          <w:sz w:val="22"/>
-        </w:rPr>
-        <w:t>LayerManager는 각 비트에 Layer 1개씩을 등록한다 예를들어 맨처음 레이어는 왼쪽 비트 쉬프트 1을 1칸 해서 첫번째 비트자리에 1을 저장한다.</w:t>
-      </w:r>
-    </w:p>
-    <w:p>
-      <w:pPr>
-        <w:rPr>
-          <w:b/>
-          <w:bCs/>
-          <w:sz w:val="22"/>
-        </w:rPr>
-      </w:pPr>
-      <w:r>
-        <w:rPr>
-          <w:b/>
-          <w:bCs/>
-          <w:sz w:val="22"/>
-        </w:rPr>
-        <w:t>두번째 레이어는 비트쉬프트 1을 2칸해서 2번째 비트에 1을 저장한다.</w:t>
+        <w:t xml:space="preserve">하면 </w:t>
+      </w:r>
+      <w:proofErr w:type="spellStart"/>
+      <w:r>
+        <w:rPr>
+          <w:b/>
+          <w:bCs/>
+          <w:sz w:val="22"/>
+        </w:rPr>
+        <w:t>메쉬가</w:t>
+      </w:r>
+      <w:proofErr w:type="spellEnd"/>
+      <w:r>
+        <w:rPr>
+          <w:b/>
+          <w:bCs/>
+          <w:sz w:val="22"/>
+        </w:rPr>
+        <w:t xml:space="preserve"> 로드 되고 그 </w:t>
+      </w:r>
+      <w:proofErr w:type="spellStart"/>
+      <w:r>
+        <w:rPr>
+          <w:b/>
+          <w:bCs/>
+          <w:sz w:val="22"/>
+        </w:rPr>
+        <w:t>로드할때</w:t>
+      </w:r>
+      <w:proofErr w:type="spellEnd"/>
+      <w:r>
+        <w:rPr>
+          <w:b/>
+          <w:bCs/>
+          <w:sz w:val="22"/>
+        </w:rPr>
+        <w:t xml:space="preserve"> 사용한 </w:t>
+      </w:r>
+      <w:proofErr w:type="spellStart"/>
+      <w:r>
+        <w:rPr>
+          <w:b/>
+          <w:bCs/>
+          <w:sz w:val="22"/>
+        </w:rPr>
+        <w:t>메쉬의</w:t>
+      </w:r>
+      <w:proofErr w:type="spellEnd"/>
+      <w:r>
+        <w:rPr>
+          <w:b/>
+          <w:bCs/>
+          <w:sz w:val="22"/>
+        </w:rPr>
+        <w:t xml:space="preserve"> 경로명이 </w:t>
+      </w:r>
+      <w:proofErr w:type="spellStart"/>
+      <w:r>
+        <w:rPr>
+          <w:b/>
+          <w:bCs/>
+          <w:sz w:val="22"/>
+        </w:rPr>
+        <w:t>키값으로</w:t>
+      </w:r>
+      <w:proofErr w:type="spellEnd"/>
+      <w:r>
+        <w:rPr>
+          <w:b/>
+          <w:bCs/>
+          <w:sz w:val="22"/>
+        </w:rPr>
+        <w:t xml:space="preserve"> 저장되어서 나중에 같은 요청이 </w:t>
+      </w:r>
+      <w:proofErr w:type="spellStart"/>
+      <w:r>
+        <w:rPr>
+          <w:b/>
+          <w:bCs/>
+          <w:sz w:val="22"/>
+        </w:rPr>
+        <w:t>들어왔을때</w:t>
+      </w:r>
+      <w:proofErr w:type="spellEnd"/>
+      <w:r>
+        <w:rPr>
+          <w:b/>
+          <w:bCs/>
+          <w:sz w:val="22"/>
+        </w:rPr>
+        <w:t xml:space="preserve"> 이미 로드된 </w:t>
+      </w:r>
+      <w:proofErr w:type="spellStart"/>
+      <w:r>
+        <w:rPr>
+          <w:b/>
+          <w:bCs/>
+          <w:sz w:val="22"/>
+        </w:rPr>
+        <w:t>메쉬를</w:t>
+      </w:r>
+      <w:proofErr w:type="spellEnd"/>
+      <w:r>
+        <w:rPr>
+          <w:b/>
+          <w:bCs/>
+          <w:sz w:val="22"/>
+        </w:rPr>
+        <w:t xml:space="preserve"> </w:t>
+      </w:r>
+      <w:proofErr w:type="spellStart"/>
+      <w:r>
+        <w:rPr>
+          <w:b/>
+          <w:bCs/>
+          <w:sz w:val="22"/>
+        </w:rPr>
+        <w:t>리턴해준다</w:t>
+      </w:r>
+      <w:proofErr w:type="spellEnd"/>
+      <w:r>
+        <w:rPr>
+          <w:b/>
+          <w:bCs/>
+          <w:sz w:val="22"/>
+        </w:rPr>
+        <w:t>.</w:t>
+      </w:r>
+    </w:p>
+    <w:p>
+      <w:pPr>
+        <w:rPr>
+          <w:b/>
+          <w:bCs/>
+          <w:sz w:val="22"/>
+        </w:rPr>
+      </w:pPr>
+      <w:r>
+        <w:rPr>
+          <w:b/>
+          <w:bCs/>
+          <w:sz w:val="22"/>
+        </w:rPr>
+        <w:t xml:space="preserve">드디어 스크립트를 사용해서 레거시 </w:t>
+      </w:r>
+      <w:proofErr w:type="spellStart"/>
+      <w:r>
+        <w:rPr>
+          <w:b/>
+          <w:bCs/>
+          <w:sz w:val="22"/>
+        </w:rPr>
+        <w:t>게임오브젝트</w:t>
+      </w:r>
+      <w:proofErr w:type="spellEnd"/>
+      <w:r>
+        <w:rPr>
+          <w:b/>
+          <w:bCs/>
+          <w:sz w:val="22"/>
+        </w:rPr>
+        <w:t xml:space="preserve"> 두개인 </w:t>
+      </w:r>
+      <w:proofErr w:type="spellStart"/>
+      <w:r>
+        <w:rPr>
+          <w:b/>
+          <w:bCs/>
+          <w:sz w:val="22"/>
+        </w:rPr>
+        <w:t>MainPlayer</w:t>
+      </w:r>
+      <w:proofErr w:type="spellEnd"/>
+      <w:r>
+        <w:rPr>
+          <w:b/>
+          <w:bCs/>
+          <w:sz w:val="22"/>
+        </w:rPr>
+        <w:t xml:space="preserve">와 </w:t>
+      </w:r>
+      <w:proofErr w:type="spellStart"/>
+      <w:r>
+        <w:rPr>
+          <w:b/>
+          <w:bCs/>
+          <w:sz w:val="22"/>
+        </w:rPr>
+        <w:t>OtherPlayer</w:t>
+      </w:r>
+      <w:proofErr w:type="spellEnd"/>
+      <w:r>
+        <w:rPr>
+          <w:b/>
+          <w:bCs/>
+          <w:sz w:val="22"/>
+        </w:rPr>
+        <w:t xml:space="preserve">를 </w:t>
+      </w:r>
+      <w:proofErr w:type="spellStart"/>
+      <w:r>
+        <w:rPr>
+          <w:b/>
+          <w:bCs/>
+          <w:sz w:val="22"/>
+        </w:rPr>
+        <w:t>리팩토링함</w:t>
+      </w:r>
+      <w:proofErr w:type="spellEnd"/>
+    </w:p>
+    <w:p>
+      <w:pPr>
+        <w:rPr>
+          <w:b/>
+          <w:bCs/>
+          <w:sz w:val="22"/>
+        </w:rPr>
+      </w:pPr>
+      <w:r>
+        <w:rPr>
+          <w:b/>
+          <w:bCs/>
+          <w:sz w:val="22"/>
+        </w:rPr>
+        <w:t xml:space="preserve">실제 필요한 정보인 </w:t>
+      </w:r>
+      <w:proofErr w:type="spellStart"/>
+      <w:r>
+        <w:rPr>
+          <w:b/>
+          <w:bCs/>
+          <w:sz w:val="22"/>
+        </w:rPr>
+        <w:t>RenderComponent</w:t>
+      </w:r>
+      <w:proofErr w:type="spellEnd"/>
+      <w:r>
+        <w:rPr>
+          <w:b/>
+          <w:bCs/>
+          <w:sz w:val="22"/>
+        </w:rPr>
+        <w:t xml:space="preserve">와 Transform은 이미 </w:t>
+      </w:r>
+      <w:proofErr w:type="gramStart"/>
+      <w:r>
+        <w:rPr>
+          <w:b/>
+          <w:bCs/>
+          <w:sz w:val="22"/>
+        </w:rPr>
+        <w:t>준비 되었으므로</w:t>
+      </w:r>
+      <w:proofErr w:type="gramEnd"/>
+      <w:r>
+        <w:rPr>
+          <w:b/>
+          <w:bCs/>
+          <w:sz w:val="22"/>
+        </w:rPr>
+        <w:t xml:space="preserve"> 스크립트를 상속받는 </w:t>
+      </w:r>
+    </w:p>
+    <w:p>
+      <w:pPr>
+        <w:rPr>
+          <w:b/>
+          <w:bCs/>
+          <w:sz w:val="22"/>
+        </w:rPr>
+      </w:pPr>
+      <w:proofErr w:type="spellStart"/>
+      <w:proofErr w:type="gramStart"/>
+      <w:r>
+        <w:rPr>
+          <w:b/>
+          <w:bCs/>
+          <w:sz w:val="22"/>
+        </w:rPr>
+        <w:t>mainplayerscript,otherplayerscripr</w:t>
+      </w:r>
+      <w:proofErr w:type="spellEnd"/>
+      <w:proofErr w:type="gramEnd"/>
+      <w:r>
+        <w:rPr>
+          <w:b/>
+          <w:bCs/>
+          <w:sz w:val="22"/>
+        </w:rPr>
+        <w:t xml:space="preserve">를 추가로 만들어서 </w:t>
+      </w:r>
+      <w:proofErr w:type="spellStart"/>
+      <w:r>
+        <w:rPr>
+          <w:b/>
+          <w:bCs/>
+          <w:sz w:val="22"/>
+        </w:rPr>
+        <w:t>addComponent</w:t>
+      </w:r>
+      <w:proofErr w:type="spellEnd"/>
+      <w:r>
+        <w:rPr>
+          <w:b/>
+          <w:bCs/>
+          <w:sz w:val="22"/>
+        </w:rPr>
+        <w:t>로 게임 오브젝트에 부착하고 실제 이동 로직을 스크립트안에서 구현</w:t>
+      </w:r>
+    </w:p>
+    <w:p>
+      <w:pPr>
+        <w:rPr>
+          <w:b/>
+          <w:bCs/>
+          <w:sz w:val="22"/>
+        </w:rPr>
+      </w:pPr>
+      <w:r>
+        <w:rPr>
+          <w:b/>
+          <w:bCs/>
+          <w:sz w:val="22"/>
+        </w:rPr>
+        <w:t xml:space="preserve">레거시 오브젝트 매니저에 있던 레이어 기능을 사용하여 필요한 오브젝트들만 뽑아내는 기능을 만들고 싶어서 </w:t>
+      </w:r>
+      <w:proofErr w:type="spellStart"/>
+      <w:r>
+        <w:rPr>
+          <w:b/>
+          <w:bCs/>
+          <w:sz w:val="22"/>
+        </w:rPr>
+        <w:t>LayerManager</w:t>
+      </w:r>
+      <w:proofErr w:type="spellEnd"/>
+      <w:r>
+        <w:rPr>
+          <w:b/>
+          <w:bCs/>
+          <w:sz w:val="22"/>
+        </w:rPr>
+        <w:t>를 만들었다.</w:t>
+      </w:r>
+    </w:p>
+    <w:p>
+      <w:pPr>
+        <w:rPr>
+          <w:b/>
+          <w:bCs/>
+          <w:sz w:val="22"/>
+        </w:rPr>
+      </w:pPr>
+      <w:proofErr w:type="spellStart"/>
+      <w:r>
+        <w:rPr>
+          <w:b/>
+          <w:bCs/>
+          <w:sz w:val="22"/>
+        </w:rPr>
+        <w:t>LayerManager</w:t>
+      </w:r>
+      <w:proofErr w:type="spellEnd"/>
+      <w:r>
+        <w:rPr>
+          <w:b/>
+          <w:bCs/>
+          <w:sz w:val="22"/>
+        </w:rPr>
+        <w:t xml:space="preserve">는 각 비트에 Layer 1개씩을 등록한다 </w:t>
+      </w:r>
+      <w:proofErr w:type="spellStart"/>
+      <w:r>
+        <w:rPr>
+          <w:b/>
+          <w:bCs/>
+          <w:sz w:val="22"/>
+        </w:rPr>
+        <w:t>예를들어</w:t>
+      </w:r>
+      <w:proofErr w:type="spellEnd"/>
+      <w:r>
+        <w:rPr>
+          <w:b/>
+          <w:bCs/>
+          <w:sz w:val="22"/>
+        </w:rPr>
+        <w:t xml:space="preserve"> </w:t>
+      </w:r>
+      <w:proofErr w:type="spellStart"/>
+      <w:r>
+        <w:rPr>
+          <w:b/>
+          <w:bCs/>
+          <w:sz w:val="22"/>
+        </w:rPr>
+        <w:t>맨처음</w:t>
+      </w:r>
+      <w:proofErr w:type="spellEnd"/>
+      <w:r>
+        <w:rPr>
+          <w:b/>
+          <w:bCs/>
+          <w:sz w:val="22"/>
+        </w:rPr>
+        <w:t xml:space="preserve"> 레이어는 왼쪽 비트 </w:t>
+      </w:r>
+      <w:proofErr w:type="spellStart"/>
+      <w:r>
+        <w:rPr>
+          <w:b/>
+          <w:bCs/>
+          <w:sz w:val="22"/>
+        </w:rPr>
+        <w:t>쉬프트</w:t>
+      </w:r>
+      <w:proofErr w:type="spellEnd"/>
+      <w:r>
+        <w:rPr>
+          <w:b/>
+          <w:bCs/>
+          <w:sz w:val="22"/>
+        </w:rPr>
+        <w:t xml:space="preserve"> 1을 1칸 해서 첫번째 비트자리에 1을 저장한다.</w:t>
+      </w:r>
+    </w:p>
+    <w:p>
+      <w:pPr>
+        <w:rPr>
+          <w:b/>
+          <w:bCs/>
+          <w:sz w:val="22"/>
+        </w:rPr>
+      </w:pPr>
+      <w:r>
+        <w:rPr>
+          <w:b/>
+          <w:bCs/>
+          <w:sz w:val="22"/>
+        </w:rPr>
+        <w:t xml:space="preserve">두번째 레이어는 </w:t>
+      </w:r>
+      <w:proofErr w:type="spellStart"/>
+      <w:r>
+        <w:rPr>
+          <w:b/>
+          <w:bCs/>
+          <w:sz w:val="22"/>
+        </w:rPr>
+        <w:t>비트쉬프트</w:t>
+      </w:r>
+      <w:proofErr w:type="spellEnd"/>
+      <w:r>
+        <w:rPr>
+          <w:b/>
+          <w:bCs/>
+          <w:sz w:val="22"/>
+        </w:rPr>
+        <w:t xml:space="preserve"> 1을 2칸해서 2번째 비트에 1을 저장한다.</w:t>
       </w:r>
     </w:p>
     <w:p>
@@ -1358,6 +2619,7 @@
         <w:rPr>
           <w:b/>
           <w:bCs/>
+          <w:noProof/>
           <w:sz w:val="22"/>
         </w:rPr>
         <w:drawing>
@@ -1418,64 +2680,174 @@
           <w:sz w:val="22"/>
         </w:rPr>
       </w:pPr>
-      <w:r>
-        <w:rPr>
-          <w:b/>
-          <w:bCs/>
-          <w:sz w:val="22"/>
-        </w:rPr>
-        <w:t>레이어 끼리 충돌 처리를 할때 CPU의 연산이 빠른 and 연산을 통해서 빠른 연산이 가능함</w:t>
-      </w:r>
-    </w:p>
-    <w:p>
-      <w:pPr>
-        <w:rPr>
-          <w:b/>
-          <w:bCs/>
-          <w:sz w:val="22"/>
-        </w:rPr>
-      </w:pPr>
-      <w:r>
-        <w:rPr>
-          <w:b/>
-          <w:bCs/>
-          <w:sz w:val="22"/>
-        </w:rPr>
-        <w:t>렌더러에서 GPU업로드를 실행하는데 이것이 오버헤드가 클 수 있으므로 따로 업로드를 할 수 있도록 함수로 만들어서 프레임워크에서 호출하도록 변경</w:t>
-      </w:r>
-    </w:p>
-    <w:p>
-      <w:pPr>
-        <w:rPr>
-          <w:b/>
-          <w:bCs/>
-          <w:sz w:val="22"/>
-        </w:rPr>
-      </w:pPr>
-      <w:r>
-        <w:rPr>
-          <w:b/>
-          <w:bCs/>
-          <w:sz w:val="22"/>
-        </w:rPr>
-        <w:t>일단 빌드 오브젝트와 씬전환시에만 GPU데이터를 로드 하도록 설정</w:t>
-      </w:r>
-    </w:p>
-    <w:p>
-      <w:pPr>
-        <w:rPr>
-          <w:b/>
-          <w:bCs/>
-          <w:sz w:val="22"/>
-        </w:rPr>
-      </w:pPr>
-      <w:r>
-        <w:rPr>
-          <w:b/>
-          <w:bCs/>
-          <w:sz w:val="22"/>
-        </w:rPr>
-        <w:t>Object의 고유한 id 값을 부여하기 위한 작업도 했었는데 오브젝트 풀링을 사용 하기 위해서는 적용하면 오브젝트 찾기가 훨씬 쉬워지겠지만 오브젝트의 아이디 말고 이름으로 찾기가 가능하므로 일단 롤백 했다.</w:t>
+      <w:proofErr w:type="gramStart"/>
+      <w:r>
+        <w:rPr>
+          <w:b/>
+          <w:bCs/>
+          <w:sz w:val="22"/>
+        </w:rPr>
+        <w:t>레이어 끼리</w:t>
+      </w:r>
+      <w:proofErr w:type="gramEnd"/>
+      <w:r>
+        <w:rPr>
+          <w:b/>
+          <w:bCs/>
+          <w:sz w:val="22"/>
+        </w:rPr>
+        <w:t xml:space="preserve"> 충돌 처리를 </w:t>
+      </w:r>
+      <w:proofErr w:type="spellStart"/>
+      <w:r>
+        <w:rPr>
+          <w:b/>
+          <w:bCs/>
+          <w:sz w:val="22"/>
+        </w:rPr>
+        <w:t>할때</w:t>
+      </w:r>
+      <w:proofErr w:type="spellEnd"/>
+      <w:r>
+        <w:rPr>
+          <w:b/>
+          <w:bCs/>
+          <w:sz w:val="22"/>
+        </w:rPr>
+        <w:t xml:space="preserve"> CPU의 연산이 빠른 and 연산을 통해서 빠른 연산이 가능함</w:t>
+      </w:r>
+    </w:p>
+    <w:p>
+      <w:pPr>
+        <w:rPr>
+          <w:b/>
+          <w:bCs/>
+          <w:sz w:val="22"/>
+        </w:rPr>
+      </w:pPr>
+      <w:proofErr w:type="spellStart"/>
+      <w:r>
+        <w:rPr>
+          <w:b/>
+          <w:bCs/>
+          <w:sz w:val="22"/>
+        </w:rPr>
+        <w:t>렌더러에서</w:t>
+      </w:r>
+      <w:proofErr w:type="spellEnd"/>
+      <w:r>
+        <w:rPr>
+          <w:b/>
+          <w:bCs/>
+          <w:sz w:val="22"/>
+        </w:rPr>
+        <w:t xml:space="preserve"> GPU업로드를 실행하는데 이것이 오버헤드가 클 수 있으므로 따로 업로드를 할 수 있도록 함수로 만들어서 프레임워크에서 호출하도록 변경</w:t>
+      </w:r>
+    </w:p>
+    <w:p>
+      <w:pPr>
+        <w:rPr>
+          <w:b/>
+          <w:bCs/>
+          <w:sz w:val="22"/>
+        </w:rPr>
+      </w:pPr>
+      <w:r>
+        <w:rPr>
+          <w:b/>
+          <w:bCs/>
+          <w:sz w:val="22"/>
+        </w:rPr>
+        <w:t xml:space="preserve">일단 빌드 오브젝트와 </w:t>
+      </w:r>
+      <w:proofErr w:type="spellStart"/>
+      <w:r>
+        <w:rPr>
+          <w:b/>
+          <w:bCs/>
+          <w:sz w:val="22"/>
+        </w:rPr>
+        <w:t>씬전환시에만</w:t>
+      </w:r>
+      <w:proofErr w:type="spellEnd"/>
+      <w:r>
+        <w:rPr>
+          <w:b/>
+          <w:bCs/>
+          <w:sz w:val="22"/>
+        </w:rPr>
+        <w:t xml:space="preserve"> GPU데이터를 로드 하도록 설정</w:t>
+      </w:r>
+    </w:p>
+    <w:p>
+      <w:pPr>
+        <w:rPr>
+          <w:b/>
+          <w:bCs/>
+          <w:sz w:val="22"/>
+        </w:rPr>
+      </w:pPr>
+      <w:r>
+        <w:rPr>
+          <w:b/>
+          <w:bCs/>
+          <w:sz w:val="22"/>
+        </w:rPr>
+        <w:t xml:space="preserve">Object의 고유한 id 값을 부여하기 위한 작업도 </w:t>
+      </w:r>
+      <w:proofErr w:type="spellStart"/>
+      <w:r>
+        <w:rPr>
+          <w:b/>
+          <w:bCs/>
+          <w:sz w:val="22"/>
+        </w:rPr>
+        <w:t>했었는데</w:t>
+      </w:r>
+      <w:proofErr w:type="spellEnd"/>
+      <w:r>
+        <w:rPr>
+          <w:b/>
+          <w:bCs/>
+          <w:sz w:val="22"/>
+        </w:rPr>
+        <w:t xml:space="preserve"> 오브젝트 </w:t>
+      </w:r>
+      <w:proofErr w:type="spellStart"/>
+      <w:r>
+        <w:rPr>
+          <w:b/>
+          <w:bCs/>
+          <w:sz w:val="22"/>
+        </w:rPr>
+        <w:t>풀링을</w:t>
+      </w:r>
+      <w:proofErr w:type="spellEnd"/>
+      <w:r>
+        <w:rPr>
+          <w:b/>
+          <w:bCs/>
+          <w:sz w:val="22"/>
+        </w:rPr>
+        <w:t xml:space="preserve"> </w:t>
+      </w:r>
+      <w:proofErr w:type="gramStart"/>
+      <w:r>
+        <w:rPr>
+          <w:b/>
+          <w:bCs/>
+          <w:sz w:val="22"/>
+        </w:rPr>
+        <w:t>사용 하기</w:t>
+      </w:r>
+      <w:proofErr w:type="gramEnd"/>
+      <w:r>
+        <w:rPr>
+          <w:b/>
+          <w:bCs/>
+          <w:sz w:val="22"/>
+        </w:rPr>
+        <w:t xml:space="preserve"> 위해서는 적용하면 오브젝트 찾기가 훨씬 쉬워지겠지만 오브젝트의 아이디 말고 이름으로 찾기가 가능하므로 일단 롤백 했다.</w:t>
       </w:r>
     </w:p>
     <w:p>
@@ -1535,11 +2907,19 @@
             <w:pPr>
               <w:jc w:val="left"/>
             </w:pPr>
-            <w:r>
-              <w:rPr>
-                <w:rFonts w:hint="eastAsia"/>
-              </w:rPr>
-              <w:t>씬관리 책임 변경 필요</w:t>
+            <w:proofErr w:type="spellStart"/>
+            <w:r>
+              <w:rPr>
+                <w:rFonts w:hint="eastAsia"/>
+              </w:rPr>
+              <w:t>씬관리</w:t>
+            </w:r>
+            <w:proofErr w:type="spellEnd"/>
+            <w:r>
+              <w:rPr>
+                <w:rFonts w:hint="eastAsia"/>
+              </w:rPr>
+              <w:t xml:space="preserve"> 책임 변경 필요</w:t>
             </w:r>
           </w:p>
           <w:p>
@@ -1578,9 +2958,6 @@
           <w:p>
             <w:pPr>
               <w:jc w:val="left"/>
-              <w:rPr>
-                <w:rFonts w:hint="eastAsia"/>
-              </w:rPr>
             </w:pPr>
             <w:r>
               <w:rPr>
@@ -1629,13 +3006,21 @@
                 <w:rFonts w:hint="eastAsia"/>
                 <w:szCs w:val="20"/>
               </w:rPr>
-              <w:t>씬 매니저, 렌더링 매니저, 오브젝트 매니저, 초기화 한곳에서해야함</w:t>
-            </w:r>
+              <w:t xml:space="preserve">씬 매니저, 렌더링 매니저, 오브젝트 매니저, 초기화 </w:t>
+            </w:r>
+            <w:proofErr w:type="spellStart"/>
+            <w:r>
+              <w:rPr>
+                <w:rFonts w:hint="eastAsia"/>
+                <w:szCs w:val="20"/>
+              </w:rPr>
+              <w:t>한곳에서해야함</w:t>
+            </w:r>
+            <w:proofErr w:type="spellEnd"/>
           </w:p>
           <w:p>
             <w:pPr>
               <w:rPr>
-                <w:rFonts w:hint="eastAsia"/>
                 <w:szCs w:val="20"/>
               </w:rPr>
             </w:pPr>
@@ -1644,7 +3029,23 @@
                 <w:rFonts w:hint="eastAsia"/>
                 <w:szCs w:val="20"/>
               </w:rPr>
-              <w:t>씬 전환시 순서 주의하면서 변경될 수 있도록 설정</w:t>
+              <w:t xml:space="preserve">씬 </w:t>
+            </w:r>
+            <w:proofErr w:type="spellStart"/>
+            <w:r>
+              <w:rPr>
+                <w:rFonts w:hint="eastAsia"/>
+                <w:szCs w:val="20"/>
+              </w:rPr>
+              <w:t>전환시</w:t>
+            </w:r>
+            <w:proofErr w:type="spellEnd"/>
+            <w:r>
+              <w:rPr>
+                <w:rFonts w:hint="eastAsia"/>
+                <w:szCs w:val="20"/>
+              </w:rPr>
+              <w:t xml:space="preserve"> 순서 주의하면서 변경될 수 있도록 설정</w:t>
             </w:r>
           </w:p>
         </w:tc>
@@ -1852,15 +3253,35 @@
                 <w:b/>
                 <w:bCs/>
               </w:rPr>
-              <w:t xml:space="preserve">파일의 메쉬들에게 필요한 </w:t>
-            </w:r>
-            <w:r>
-              <w:rPr>
+              <w:t xml:space="preserve">파일의 </w:t>
+            </w:r>
+            <w:proofErr w:type="spellStart"/>
+            <w:r>
+              <w:rPr>
+                <w:rFonts w:hint="eastAsia"/>
                 <w:b/>
                 <w:bCs/>
               </w:rPr>
+              <w:t>메쉬들에게</w:t>
+            </w:r>
+            <w:proofErr w:type="spellEnd"/>
+            <w:r>
+              <w:rPr>
+                <w:rFonts w:hint="eastAsia"/>
+                <w:b/>
+                <w:bCs/>
+              </w:rPr>
+              <w:t xml:space="preserve"> 필요한 </w:t>
+            </w:r>
+            <w:proofErr w:type="spellStart"/>
+            <w:r>
+              <w:rPr>
+                <w:b/>
+                <w:bCs/>
+              </w:rPr>
               <w:t>dds</w:t>
             </w:r>
+            <w:proofErr w:type="spellEnd"/>
             <w:r>
               <w:rPr>
                 <w:rFonts w:hint="eastAsia"/>
@@ -1879,16 +3300,24 @@
           <w:p>
             <w:pPr>
               <w:rPr>
-                <w:rFonts w:hint="eastAsia"/>
                 <w:szCs w:val="20"/>
               </w:rPr>
             </w:pPr>
+            <w:proofErr w:type="spellStart"/>
             <w:r>
               <w:rPr>
                 <w:rFonts w:hint="eastAsia"/>
                 <w:szCs w:val="20"/>
               </w:rPr>
-              <w:t>아키텍쳐, 오브젝트 및 리소스 생성 로직 변경, 컴포넌트 생성 필요</w:t>
+              <w:t>아키텍쳐</w:t>
+            </w:r>
+            <w:proofErr w:type="spellEnd"/>
+            <w:r>
+              <w:rPr>
+                <w:rFonts w:hint="eastAsia"/>
+                <w:szCs w:val="20"/>
+              </w:rPr>
+              <w:t>, 오브젝트 및 리소스 생성 로직 변경, 컴포넌트 생성 필요</w:t>
             </w:r>
           </w:p>
         </w:tc>
@@ -2811,6 +4240,7 @@
   <w:style w:type="character" w:default="1" w:styleId="a0">
     <w:name w:val="Default Paragraph Font"/>
     <w:uiPriority w:val="1"/>
+    <w:semiHidden/>
     <w:unhideWhenUsed/>
   </w:style>
   <w:style w:type="table" w:default="1" w:styleId="a1">
